--- a/docs/SAD.docx
+++ b/docs/SAD.docx
@@ -48,14 +48,7 @@
           <w:sz w:val="24"/>
           <w:szCs w:val="24"/>
         </w:rPr>
-        <w:t>Version:</w:t>
-      </w:r>
-      <w:r>
-        <w:rPr>
-          <w:sz w:val="24"/>
-          <w:szCs w:val="24"/>
-        </w:rPr>
-        <w:t xml:space="preserve"> 1.0</w:t>
+        <w:t>Version: 1.1</w:t>
       </w:r>
     </w:p>
     <w:p>
@@ -69,28 +62,7 @@
           <w:sz w:val="24"/>
           <w:szCs w:val="24"/>
         </w:rPr>
-        <w:t>Authors:</w:t>
-      </w:r>
-      <w:r>
-        <w:rPr>
-          <w:sz w:val="24"/>
-          <w:szCs w:val="24"/>
-        </w:rPr>
-        <w:t xml:space="preserve"> Team 11, Section F — Paras Agarwal (PES1UG24CS316); R Saurav Sr</w:t>
-      </w:r>
-      <w:r>
-        <w:rPr>
-          <w:sz w:val="24"/>
-          <w:szCs w:val="24"/>
-        </w:rPr>
-        <w:t>r</w:t>
-      </w:r>
-      <w:r>
-        <w:rPr>
-          <w:sz w:val="24"/>
-          <w:szCs w:val="24"/>
-        </w:rPr>
-        <w:t>inivas (PES1UG24CS352); Pranav Chandrasekar (PES1UG24CS332); Shristi Saha (PES1UG24CS903)</w:t>
+        <w:t>Authors: Team 11, Section F — Paras Agarwal (PES1UG24CS316); R Saurav Srinivas (PES1UG24CS352); Pranav Chandrasekar (PES1UG24CS332); Shristi Saha (PES1UG24CS903)</w:t>
       </w:r>
     </w:p>
     <w:p>
@@ -104,14 +76,7 @@
           <w:sz w:val="24"/>
           <w:szCs w:val="24"/>
         </w:rPr>
-        <w:t>Date:</w:t>
-      </w:r>
-      <w:r>
-        <w:rPr>
-          <w:sz w:val="24"/>
-          <w:szCs w:val="24"/>
-        </w:rPr>
-        <w:t xml:space="preserve"> 07-10-2026</w:t>
+        <w:t>Date: 26-10-2026</w:t>
       </w:r>
     </w:p>
     <w:p>
@@ -125,14 +90,7 @@
           <w:sz w:val="24"/>
           <w:szCs w:val="24"/>
         </w:rPr>
-        <w:t>Status:</w:t>
-      </w:r>
-      <w:r>
-        <w:rPr>
-          <w:sz w:val="24"/>
-          <w:szCs w:val="24"/>
-        </w:rPr>
-        <w:t xml:space="preserve"> Baselined for Part-1 submission</w:t>
+        <w:t>Status: Updated for Sprint 2 — web user interface</w:t>
       </w:r>
     </w:p>
     <w:p>
@@ -556,7 +514,134 @@
                 <w:sz w:val="19"/>
                 <w:szCs w:val="19"/>
               </w:rPr>
-              <w:t>Component diagram, security architecture, sequence diagrams, API design, error handling; traceability to SRS v1.0</w:t>
+              <w:t>Component diagram, security architecture, sequence diagrams, API design, error handling; traceability to SRS v1.1</w:t>
+            </w:r>
+          </w:p>
+        </w:tc>
+      </w:tr>
+      <w:tr>
+        <w:tblPrEx>
+          <w:tblCellMar>
+            <w:top w:w="0" w:type="dxa"/>
+            <w:bottom w:w="0" w:type="dxa"/>
+          </w:tblCellMar>
+        </w:tblPrEx>
+        <w:trPr>
+          <w:cantSplit/>
+        </w:trPr>
+        <w:tc>
+          <w:tcPr>
+            <w:tcW w:w="1100" w:type="dxa"/>
+            <w:tcBorders>
+              <w:top w:val="single" w:sz="4" w:space="0" w:color="808080"/>
+              <w:left w:val="single" w:sz="4" w:space="0" w:color="808080"/>
+              <w:bottom w:val="single" w:sz="4" w:space="0" w:color="808080"/>
+              <w:right w:val="single" w:sz="4" w:space="0" w:color="808080"/>
+            </w:tcBorders>
+            <w:tcMar>
+              <w:top w:w="50" w:type="dxa"/>
+              <w:left w:w="90" w:type="dxa"/>
+              <w:bottom w:w="50" w:type="dxa"/>
+              <w:right w:w="90" w:type="dxa"/>
+            </w:tcMar>
+          </w:tcPr>
+          <w:p>
+            <w:pPr>
+              <w:spacing w:after="30"/>
+            </w:pPr>
+            <w:r>
+              <w:rPr>
+                <w:sz w:val="19"/>
+                <w:szCs w:val="19"/>
+              </w:rPr>
+              <w:t>1.1</w:t>
+            </w:r>
+          </w:p>
+        </w:tc>
+        <w:tc>
+          <w:tcPr>
+            <w:tcW w:w="1500" w:type="dxa"/>
+            <w:tcBorders>
+              <w:top w:val="single" w:sz="4" w:space="0" w:color="808080"/>
+              <w:left w:val="single" w:sz="4" w:space="0" w:color="808080"/>
+              <w:bottom w:val="single" w:sz="4" w:space="0" w:color="808080"/>
+              <w:right w:val="single" w:sz="4" w:space="0" w:color="808080"/>
+            </w:tcBorders>
+            <w:tcMar>
+              <w:top w:w="50" w:type="dxa"/>
+              <w:left w:w="90" w:type="dxa"/>
+              <w:bottom w:w="50" w:type="dxa"/>
+              <w:right w:w="90" w:type="dxa"/>
+            </w:tcMar>
+          </w:tcPr>
+          <w:p>
+            <w:pPr>
+              <w:spacing w:after="30"/>
+            </w:pPr>
+            <w:r>
+              <w:rPr>
+                <w:sz w:val="19"/>
+                <w:szCs w:val="19"/>
+              </w:rPr>
+              <w:t>26-10-2026</w:t>
+            </w:r>
+          </w:p>
+        </w:tc>
+        <w:tc>
+          <w:tcPr>
+            <w:tcW w:w="3000" w:type="dxa"/>
+            <w:tcBorders>
+              <w:top w:val="single" w:sz="4" w:space="0" w:color="808080"/>
+              <w:left w:val="single" w:sz="4" w:space="0" w:color="808080"/>
+              <w:bottom w:val="single" w:sz="4" w:space="0" w:color="808080"/>
+              <w:right w:val="single" w:sz="4" w:space="0" w:color="808080"/>
+            </w:tcBorders>
+            <w:tcMar>
+              <w:top w:w="50" w:type="dxa"/>
+              <w:left w:w="90" w:type="dxa"/>
+              <w:bottom w:w="50" w:type="dxa"/>
+              <w:right w:w="90" w:type="dxa"/>
+            </w:tcMar>
+          </w:tcPr>
+          <w:p>
+            <w:pPr>
+              <w:spacing w:after="30"/>
+            </w:pPr>
+            <w:r>
+              <w:rPr>
+                <w:sz w:val="19"/>
+                <w:szCs w:val="19"/>
+              </w:rPr>
+              <w:t>Team 11</w:t>
+            </w:r>
+          </w:p>
+        </w:tc>
+        <w:tc>
+          <w:tcPr>
+            <w:tcW w:w="4146" w:type="dxa"/>
+            <w:tcBorders>
+              <w:top w:val="single" w:sz="4" w:space="0" w:color="808080"/>
+              <w:left w:val="single" w:sz="4" w:space="0" w:color="808080"/>
+              <w:bottom w:val="single" w:sz="4" w:space="0" w:color="808080"/>
+              <w:right w:val="single" w:sz="4" w:space="0" w:color="808080"/>
+            </w:tcBorders>
+            <w:tcMar>
+              <w:top w:w="50" w:type="dxa"/>
+              <w:left w:w="90" w:type="dxa"/>
+              <w:bottom w:w="50" w:type="dxa"/>
+              <w:right w:w="90" w:type="dxa"/>
+            </w:tcMar>
+          </w:tcPr>
+          <w:p>
+            <w:pPr>
+              <w:spacing w:after="30"/>
+            </w:pPr>
+            <w:r>
+              <w:rPr>
+                <w:sz w:val="19"/>
+                <w:szCs w:val="19"/>
+              </w:rPr>
+              <w:t>Web user interface: React + TypeScript website (C1) and local web API (C16) replace the console; ADR-3 updated, ADR-8 and ADR-9 added; component diagram, technology stack, security architecture, Web API (4.3.8), error handling, UX (4.5) and sprint plan (4.6) updated; traceability to SRS v1.1</w:t>
             </w:r>
           </w:p>
         </w:tc>
@@ -765,64 +850,36 @@
                 <w:sz w:val="19"/>
                 <w:szCs w:val="19"/>
               </w:rPr>
-              <w:t>R Saurav Sr</w:t>
-            </w:r>
+              <w:t>R Saurav Srinivas (PES1UG24CS352)</w:t>
+            </w:r>
+          </w:p>
+        </w:tc>
+        <w:tc>
+          <w:tcPr>
+            <w:tcW w:w="3446" w:type="dxa"/>
+            <w:tcBorders>
+              <w:top w:val="single" w:sz="4" w:space="0" w:color="808080"/>
+              <w:left w:val="single" w:sz="4" w:space="0" w:color="808080"/>
+              <w:bottom w:val="single" w:sz="4" w:space="0" w:color="808080"/>
+              <w:right w:val="single" w:sz="4" w:space="0" w:color="808080"/>
+            </w:tcBorders>
+            <w:tcMar>
+              <w:top w:w="50" w:type="dxa"/>
+              <w:left w:w="90" w:type="dxa"/>
+              <w:bottom w:w="50" w:type="dxa"/>
+              <w:right w:w="90" w:type="dxa"/>
+            </w:tcMar>
+          </w:tcPr>
+          <w:p>
+            <w:pPr>
+              <w:spacing w:after="30"/>
+            </w:pPr>
             <w:r>
               <w:rPr>
                 <w:sz w:val="19"/>
                 <w:szCs w:val="19"/>
               </w:rPr>
-              <w:t>r</w:t>
-            </w:r>
-            <w:r>
-              <w:rPr>
-                <w:sz w:val="19"/>
-                <w:szCs w:val="19"/>
-              </w:rPr>
-              <w:t>inivas (PES1UG24CS352)</w:t>
-            </w:r>
-          </w:p>
-        </w:tc>
-        <w:tc>
-          <w:tcPr>
-            <w:tcW w:w="3446" w:type="dxa"/>
-            <w:tcBorders>
-              <w:top w:val="single" w:sz="4" w:space="0" w:color="808080"/>
-              <w:left w:val="single" w:sz="4" w:space="0" w:color="808080"/>
-              <w:bottom w:val="single" w:sz="4" w:space="0" w:color="808080"/>
-              <w:right w:val="single" w:sz="4" w:space="0" w:color="808080"/>
-            </w:tcBorders>
-            <w:tcMar>
-              <w:top w:w="50" w:type="dxa"/>
-              <w:left w:w="90" w:type="dxa"/>
-              <w:bottom w:w="50" w:type="dxa"/>
-              <w:right w:w="90" w:type="dxa"/>
-            </w:tcMar>
-          </w:tcPr>
-          <w:p>
-            <w:pPr>
-              <w:spacing w:after="30"/>
-            </w:pPr>
-            <w:r>
-              <w:rPr>
-                <w:sz w:val="19"/>
-                <w:szCs w:val="19"/>
-              </w:rPr>
-              <w:t>R Saurav Sr</w:t>
-            </w:r>
-            <w:r>
-              <w:rPr>
-                <w:sz w:val="19"/>
-                <w:szCs w:val="19"/>
-              </w:rPr>
-              <w:t>r</w:t>
-            </w:r>
-            <w:r>
-              <w:rPr>
-                <w:sz w:val="19"/>
-                <w:szCs w:val="19"/>
-              </w:rPr>
-              <w:t>inivas, 06-10-2026</w:t>
+              <w:t>R Saurav Srinivas, 06-10-2026</w:t>
             </w:r>
           </w:p>
         </w:tc>
@@ -1140,17 +1197,7 @@
         <w:spacing w:after="100" w:line="264" w:lineRule="auto"/>
       </w:pPr>
       <w:r>
-        <w:t xml:space="preserve">This document specifies the architecture and design of the </w:t>
-      </w:r>
-      <w:r>
-        <w:rPr>
-          <w:b/>
-          <w:bCs/>
-        </w:rPr>
-        <w:t>Hospital Management System (HMS) 1.0</w:t>
-      </w:r>
-      <w:r>
-        <w:t>. It explains how the requirements of the SRS v1.0 are realised: which components exist, how they are arranged, how they interact, how security is built in, and how the public interfaces and error handling work.</w:t>
+        <w:t>This document specifies the architecture and design of the Hospital Management System (HMS) 1.0. It explains how the requirements of the SRS v1.1 are realised: which components exist, how they are arranged, how they interact, how security is built in, and how the public interfaces and error handling work.</w:t>
       </w:r>
     </w:p>
     <w:p>
@@ -1167,7 +1214,7 @@
         <w:spacing w:after="100" w:line="264" w:lineRule="auto"/>
       </w:pPr>
       <w:r>
-        <w:t>Covers the complete HMS 1.0 console application: authentication and access control, patient records, doctors and availability, appointment scheduling, consultation records, reports, backup / restore and audit logging. Hospital hardware, network infrastructure and the operating system are outside the scope.</w:t>
+        <w:t>Covers the complete HMS application (release 1.1, used through a website on the same computer): authentication and access control, patient records, doctors and availability, appointment scheduling, consultation records, reports, backup / restore and audit logging. Hospital hardware, network infrastructure and the operating system are outside the scope.</w:t>
       </w:r>
     </w:p>
     <w:p>
@@ -1373,7 +1420,7 @@
                 <w:sz w:val="19"/>
                 <w:szCs w:val="19"/>
               </w:rPr>
-              <w:t>SRS v1.0 (HMS_SRS_v1.0)</w:t>
+              <w:t>SRS v1.1 (HMS_SRS.docx)</w:t>
             </w:r>
           </w:p>
         </w:tc>
@@ -1444,7 +1491,7 @@
                 <w:sz w:val="19"/>
                 <w:szCs w:val="19"/>
               </w:rPr>
-              <w:t>STP v1.0 (HMS_Test_Plan_v1.0)</w:t>
+              <w:t>STP v1.1 (HMS_Test_Plan.docx)</w:t>
             </w:r>
           </w:p>
         </w:tc>
@@ -1656,10 +1703,7 @@
           <w:b/>
           <w:bCs/>
         </w:rPr>
-        <w:t>Modularity and testability:</w:t>
-      </w:r>
-      <w:r>
-        <w:t xml:space="preserve"> every business rule is in a service that can be unit-tested without the console (HMS-NF-008).</w:t>
+        <w:t>Modularity and testability: every business rule is in a service that can be unit-tested without the user interface (HMS-NF-008).</w:t>
       </w:r>
     </w:p>
     <w:p>
@@ -1704,7 +1748,7 @@
         <w:spacing w:after="60" w:line="260" w:lineRule="auto"/>
       </w:pPr>
       <w:r>
-        <w:t>C/C++ is mandated; the team uses C++17. No database server and no network (single-site, single-user).</w:t>
+        <w:t>C/C++ is mandated for the product; the team uses C++17 for all business rules and data. The user interface is a website (TypeScript, React) served by the C++ program. No database server and no network exposure: the web server listens only on 127.0.0.1 (single-site, single-user).</w:t>
       </w:r>
     </w:p>
     <w:p>
@@ -1905,7 +1949,7 @@
                 <w:sz w:val="19"/>
                 <w:szCs w:val="19"/>
               </w:rPr>
-              <w:t>Speed of registration, search and booking; simple menus; no accidental double booking.</w:t>
+              <w:t>Speed of registration, search and booking; simple pages; no accidental double booking.</w:t>
             </w:r>
           </w:p>
         </w:tc>
@@ -2280,17 +2324,7 @@
         <w:spacing w:after="100" w:line="264" w:lineRule="auto"/>
       </w:pPr>
       <w:r>
-        <w:t xml:space="preserve">Figure 3-1 shows the 15 components in four layers plus the cross-cutting security services. </w:t>
-      </w:r>
-      <w:r>
-        <w:rPr>
-          <w:b/>
-          <w:bCs/>
-        </w:rPr>
-        <w:t>Dependency rule:</w:t>
-      </w:r>
-      <w:r>
-        <w:t xml:space="preserve"> a component may call only components in its own layer or the layer directly below it; the presentation layer never touches repositories or files; every service calls AccessControl before acting and AuditService after acting.</w:t>
+        <w:t>Figure 3-1 shows the 16 components in four layers plus the cross-cutting security services. Dependency rule: a component may call only components in its own layer or the layer directly below it; the presentation layer never touches repositories or files; every service calls AccessControl before acting and AuditService after acting.</w:t>
       </w:r>
     </w:p>
     <w:p>
@@ -2631,7 +2665,7 @@
                 <w:sz w:val="17"/>
                 <w:szCs w:val="17"/>
               </w:rPr>
-              <w:t>Console UI (MenuController, Renderer)</w:t>
+              <w:t>Web UI (React + TypeScript website)</w:t>
             </w:r>
           </w:p>
         </w:tc>
@@ -2689,7 +2723,7 @@
                 <w:sz w:val="17"/>
                 <w:szCs w:val="17"/>
               </w:rPr>
-              <w:t>Displays role-specific menus, reads keyboard input (password entry masked), renders results and error messages. Contains no business rules.</w:t>
+              <w:t>Login page, role-based sidebar, pages, forms and dialogs in the browser; masks passwords; logs out after 10 idle minutes; shows results and error messages. Contains no business rules.</w:t>
             </w:r>
           </w:p>
         </w:tc>
@@ -2718,7 +2752,7 @@
                 <w:sz w:val="17"/>
                 <w:szCs w:val="17"/>
               </w:rPr>
-              <w:t>src/ui/console_ui.cpp, menu_controller.cpp</w:t>
+              <w:t>web/src/App.tsx, pages/*.tsx</w:t>
             </w:r>
           </w:p>
         </w:tc>
@@ -4932,6 +4966,164 @@
                 <w:szCs w:val="17"/>
               </w:rPr>
               <w:t>data/</w:t>
+            </w:r>
+          </w:p>
+        </w:tc>
+      </w:tr>
+      <w:tr>
+        <w:tblPrEx>
+          <w:tblCellMar>
+            <w:top w:w="0" w:type="dxa"/>
+            <w:bottom w:w="0" w:type="dxa"/>
+          </w:tblCellMar>
+        </w:tblPrEx>
+        <w:trPr>
+          <w:cantSplit/>
+        </w:trPr>
+        <w:tc>
+          <w:tcPr>
+            <w:tcW w:w="560" w:type="dxa"/>
+            <w:tcBorders>
+              <w:top w:val="single" w:sz="4" w:space="0" w:color="808080"/>
+              <w:left w:val="single" w:sz="4" w:space="0" w:color="808080"/>
+              <w:bottom w:val="single" w:sz="4" w:space="0" w:color="808080"/>
+              <w:right w:val="single" w:sz="4" w:space="0" w:color="808080"/>
+            </w:tcBorders>
+            <w:tcMar>
+              <w:top w:w="50" w:type="dxa"/>
+              <w:left w:w="90" w:type="dxa"/>
+              <w:bottom w:w="50" w:type="dxa"/>
+              <w:right w:w="90" w:type="dxa"/>
+            </w:tcMar>
+          </w:tcPr>
+          <w:p>
+            <w:pPr>
+              <w:spacing w:after="30"/>
+            </w:pPr>
+            <w:r>
+              <w:rPr>
+                <w:b/>
+                <w:bCs/>
+                <w:sz w:val="17"/>
+                <w:szCs w:val="17"/>
+              </w:rPr>
+              <w:t>C16</w:t>
+            </w:r>
+          </w:p>
+        </w:tc>
+        <w:tc>
+          <w:tcPr>
+            <w:tcW w:w="2000" w:type="dxa"/>
+            <w:tcBorders>
+              <w:top w:val="single" w:sz="4" w:space="0" w:color="808080"/>
+              <w:left w:val="single" w:sz="4" w:space="0" w:color="808080"/>
+              <w:bottom w:val="single" w:sz="4" w:space="0" w:color="808080"/>
+              <w:right w:val="single" w:sz="4" w:space="0" w:color="808080"/>
+            </w:tcBorders>
+            <w:tcMar>
+              <w:top w:w="50" w:type="dxa"/>
+              <w:left w:w="90" w:type="dxa"/>
+              <w:bottom w:w="50" w:type="dxa"/>
+              <w:right w:w="90" w:type="dxa"/>
+            </w:tcMar>
+          </w:tcPr>
+          <w:p>
+            <w:pPr>
+              <w:spacing w:after="30"/>
+            </w:pPr>
+            <w:r>
+              <w:rPr>
+                <w:sz w:val="17"/>
+                <w:szCs w:val="17"/>
+              </w:rPr>
+              <w:t>Web API (local HTTP server)</w:t>
+            </w:r>
+          </w:p>
+        </w:tc>
+        <w:tc>
+          <w:tcPr>
+            <w:tcW w:w="1250" w:type="dxa"/>
+            <w:tcBorders>
+              <w:top w:val="single" w:sz="4" w:space="0" w:color="808080"/>
+              <w:left w:val="single" w:sz="4" w:space="0" w:color="808080"/>
+              <w:bottom w:val="single" w:sz="4" w:space="0" w:color="808080"/>
+              <w:right w:val="single" w:sz="4" w:space="0" w:color="808080"/>
+            </w:tcBorders>
+            <w:tcMar>
+              <w:top w:w="50" w:type="dxa"/>
+              <w:left w:w="90" w:type="dxa"/>
+              <w:bottom w:w="50" w:type="dxa"/>
+              <w:right w:w="90" w:type="dxa"/>
+            </w:tcMar>
+          </w:tcPr>
+          <w:p>
+            <w:pPr>
+              <w:spacing w:after="30"/>
+            </w:pPr>
+            <w:r>
+              <w:rPr>
+                <w:sz w:val="17"/>
+                <w:szCs w:val="17"/>
+              </w:rPr>
+              <w:t>Presentation (interface)</w:t>
+            </w:r>
+          </w:p>
+        </w:tc>
+        <w:tc>
+          <w:tcPr>
+            <w:tcW w:w="4236" w:type="dxa"/>
+            <w:tcBorders>
+              <w:top w:val="single" w:sz="4" w:space="0" w:color="808080"/>
+              <w:left w:val="single" w:sz="4" w:space="0" w:color="808080"/>
+              <w:bottom w:val="single" w:sz="4" w:space="0" w:color="808080"/>
+              <w:right w:val="single" w:sz="4" w:space="0" w:color="808080"/>
+            </w:tcBorders>
+            <w:tcMar>
+              <w:top w:w="50" w:type="dxa"/>
+              <w:left w:w="90" w:type="dxa"/>
+              <w:bottom w:w="50" w:type="dxa"/>
+              <w:right w:w="90" w:type="dxa"/>
+            </w:tcMar>
+          </w:tcPr>
+          <w:p>
+            <w:pPr>
+              <w:spacing w:after="30"/>
+            </w:pPr>
+            <w:r>
+              <w:rPr>
+                <w:sz w:val="17"/>
+                <w:szCs w:val="17"/>
+              </w:rPr>
+              <w:t>Accepts JSON requests from the website on 127.0.0.1 only; checks the session token; runs one request at a time; calls the services and maps Result&lt;T&gt; errors to HTTP status codes and JSON; serves the built website files.</w:t>
+            </w:r>
+          </w:p>
+        </w:tc>
+        <w:tc>
+          <w:tcPr>
+            <w:tcW w:w="1700" w:type="dxa"/>
+            <w:tcBorders>
+              <w:top w:val="single" w:sz="4" w:space="0" w:color="808080"/>
+              <w:left w:val="single" w:sz="4" w:space="0" w:color="808080"/>
+              <w:bottom w:val="single" w:sz="4" w:space="0" w:color="808080"/>
+              <w:right w:val="single" w:sz="4" w:space="0" w:color="808080"/>
+            </w:tcBorders>
+            <w:tcMar>
+              <w:top w:w="50" w:type="dxa"/>
+              <w:left w:w="90" w:type="dxa"/>
+              <w:bottom w:w="50" w:type="dxa"/>
+              <w:right w:w="90" w:type="dxa"/>
+            </w:tcMar>
+          </w:tcPr>
+          <w:p>
+            <w:pPr>
+              <w:spacing w:after="30"/>
+            </w:pPr>
+            <w:r>
+              <w:rPr>
+                <w:sz w:val="17"/>
+                <w:szCs w:val="17"/>
+              </w:rPr>
+              <w:t>src/api/api.cpp, routes_*.cpp</w:t>
             </w:r>
           </w:p>
         </w:tc>
@@ -5226,7 +5418,7 @@
                 <w:sz w:val="18"/>
                 <w:szCs w:val="18"/>
               </w:rPr>
-              <w:t>Layers give clear separation of concerns and let services be unit-tested without the console. Microservices and client-server need a network and deployment effort that add attack surface and are unjustified for one OPD terminal (rejected). MVC was rejected because a console has no view components worth separating.</w:t>
+              <w:t>Layers give clear separation of concerns and let services be unit-tested without the user interface. Microservices and client-server need a network and deployment effort that add attack surface and are unjustified for one OPD terminal (rejected). MVC was rejected because the views live in the website (C1) and contain no business logic. (v1.1: the website talks to the same program over the loopback interface only, so the monolith stays a single process on one computer.)</w:t>
             </w:r>
           </w:p>
         </w:tc>
@@ -5369,7 +5561,7 @@
                 <w:sz w:val="18"/>
                 <w:szCs w:val="18"/>
               </w:rPr>
-              <w:t>ADR-3: Console user interface</w:t>
+              <w:t>ADR-3: Web user interface (v1.1, replaces the console)</w:t>
             </w:r>
           </w:p>
         </w:tc>
@@ -5398,7 +5590,7 @@
                 <w:sz w:val="18"/>
                 <w:szCs w:val="18"/>
               </w:rPr>
-              <w:t>Console; Qt / desktop GUI; web UI</w:t>
+              <w:t>Console; Qt desktop GUI; website (React + TypeScript)</w:t>
             </w:r>
           </w:p>
         </w:tc>
@@ -5427,7 +5619,7 @@
                 <w:sz w:val="18"/>
                 <w:szCs w:val="18"/>
               </w:rPr>
-              <w:t>Minimum dependencies and risk; satisfies the problem statement; keyboard-only operation is fast for front-desk staff.</w:t>
+              <w:t>Staff expect point-and-click pages; React with TypeScript is the standard way websites are built today; every computer already has a browser; the C++ core stays unchanged and unit-tested. Console rejected (hard for new staff); Qt rejected (large install, UI in C++ only).</w:t>
             </w:r>
           </w:p>
         </w:tc>
@@ -5828,6 +6020,206 @@
                 <w:szCs w:val="18"/>
               </w:rPr>
               <w:t>Explicit error codes map one-to-one to the catalogue (4.4) and to test cases; exceptions are caught at the lowest layer and converted.</w:t>
+            </w:r>
+          </w:p>
+        </w:tc>
+      </w:tr>
+      <w:tr>
+        <w:tblPrEx>
+          <w:tblCellMar>
+            <w:top w:w="0" w:type="dxa"/>
+            <w:bottom w:w="0" w:type="dxa"/>
+          </w:tblCellMar>
+        </w:tblPrEx>
+        <w:trPr>
+          <w:cantSplit/>
+        </w:trPr>
+        <w:tc>
+          <w:tcPr>
+            <w:tcW w:w="2300" w:type="dxa"/>
+            <w:tcBorders>
+              <w:top w:val="single" w:sz="4" w:space="0" w:color="808080"/>
+              <w:left w:val="single" w:sz="4" w:space="0" w:color="808080"/>
+              <w:bottom w:val="single" w:sz="4" w:space="0" w:color="808080"/>
+              <w:right w:val="single" w:sz="4" w:space="0" w:color="808080"/>
+            </w:tcBorders>
+            <w:tcMar>
+              <w:top w:w="50" w:type="dxa"/>
+              <w:left w:w="90" w:type="dxa"/>
+              <w:bottom w:w="50" w:type="dxa"/>
+              <w:right w:w="90" w:type="dxa"/>
+            </w:tcMar>
+          </w:tcPr>
+          <w:p>
+            <w:pPr>
+              <w:spacing w:after="30"/>
+            </w:pPr>
+            <w:r>
+              <w:rPr>
+                <w:b/>
+                <w:bCs/>
+                <w:sz w:val="18"/>
+                <w:szCs w:val="18"/>
+              </w:rPr>
+              <w:t>ADR-8: Local web API with cpp-httplib and nlohmann/json</w:t>
+            </w:r>
+          </w:p>
+        </w:tc>
+        <w:tc>
+          <w:tcPr>
+            <w:tcW w:w="2300" w:type="dxa"/>
+            <w:tcBorders>
+              <w:top w:val="single" w:sz="4" w:space="0" w:color="808080"/>
+              <w:left w:val="single" w:sz="4" w:space="0" w:color="808080"/>
+              <w:bottom w:val="single" w:sz="4" w:space="0" w:color="808080"/>
+              <w:right w:val="single" w:sz="4" w:space="0" w:color="808080"/>
+            </w:tcBorders>
+            <w:tcMar>
+              <w:top w:w="50" w:type="dxa"/>
+              <w:left w:w="90" w:type="dxa"/>
+              <w:bottom w:w="50" w:type="dxa"/>
+              <w:right w:w="90" w:type="dxa"/>
+            </w:tcMar>
+          </w:tcPr>
+          <w:p>
+            <w:pPr>
+              <w:spacing w:after="30"/>
+            </w:pPr>
+            <w:r>
+              <w:rPr>
+                <w:sz w:val="18"/>
+                <w:szCs w:val="18"/>
+              </w:rPr>
+              <w:t>cpp-httplib; Boost.Beast; Crow; Node.js back end</w:t>
+            </w:r>
+          </w:p>
+        </w:tc>
+        <w:tc>
+          <w:tcPr>
+            <w:tcW w:w="5146" w:type="dxa"/>
+            <w:tcBorders>
+              <w:top w:val="single" w:sz="4" w:space="0" w:color="808080"/>
+              <w:left w:val="single" w:sz="4" w:space="0" w:color="808080"/>
+              <w:bottom w:val="single" w:sz="4" w:space="0" w:color="808080"/>
+              <w:right w:val="single" w:sz="4" w:space="0" w:color="808080"/>
+            </w:tcBorders>
+            <w:tcMar>
+              <w:top w:w="50" w:type="dxa"/>
+              <w:left w:w="90" w:type="dxa"/>
+              <w:bottom w:w="50" w:type="dxa"/>
+              <w:right w:w="90" w:type="dxa"/>
+            </w:tcMar>
+          </w:tcPr>
+          <w:p>
+            <w:pPr>
+              <w:spacing w:after="30"/>
+            </w:pPr>
+            <w:r>
+              <w:rPr>
+                <w:sz w:val="18"/>
+                <w:szCs w:val="18"/>
+              </w:rPr>
+              <w:t>Header-only libraries fetched by CMake (nothing to install), work on Windows, Linux and macOS; keeps all logic in C++; one lock serialises requests so the services stay single-threaded; bound to 127.0.0.1 only.</w:t>
+            </w:r>
+          </w:p>
+        </w:tc>
+      </w:tr>
+      <w:tr>
+        <w:tblPrEx>
+          <w:tblCellMar>
+            <w:top w:w="0" w:type="dxa"/>
+            <w:bottom w:w="0" w:type="dxa"/>
+          </w:tblCellMar>
+        </w:tblPrEx>
+        <w:trPr>
+          <w:cantSplit/>
+        </w:trPr>
+        <w:tc>
+          <w:tcPr>
+            <w:tcW w:w="2300" w:type="dxa"/>
+            <w:tcBorders>
+              <w:top w:val="single" w:sz="4" w:space="0" w:color="808080"/>
+              <w:left w:val="single" w:sz="4" w:space="0" w:color="808080"/>
+              <w:bottom w:val="single" w:sz="4" w:space="0" w:color="808080"/>
+              <w:right w:val="single" w:sz="4" w:space="0" w:color="808080"/>
+            </w:tcBorders>
+            <w:tcMar>
+              <w:top w:w="50" w:type="dxa"/>
+              <w:left w:w="90" w:type="dxa"/>
+              <w:bottom w:w="50" w:type="dxa"/>
+              <w:right w:w="90" w:type="dxa"/>
+            </w:tcMar>
+          </w:tcPr>
+          <w:p>
+            <w:pPr>
+              <w:spacing w:after="30"/>
+            </w:pPr>
+            <w:r>
+              <w:rPr>
+                <w:b/>
+                <w:bCs/>
+                <w:sz w:val="18"/>
+                <w:szCs w:val="18"/>
+              </w:rPr>
+              <w:t>ADR-9: Session token in the Authorization header</w:t>
+            </w:r>
+          </w:p>
+        </w:tc>
+        <w:tc>
+          <w:tcPr>
+            <w:tcW w:w="2300" w:type="dxa"/>
+            <w:tcBorders>
+              <w:top w:val="single" w:sz="4" w:space="0" w:color="808080"/>
+              <w:left w:val="single" w:sz="4" w:space="0" w:color="808080"/>
+              <w:bottom w:val="single" w:sz="4" w:space="0" w:color="808080"/>
+              <w:right w:val="single" w:sz="4" w:space="0" w:color="808080"/>
+            </w:tcBorders>
+            <w:tcMar>
+              <w:top w:w="50" w:type="dxa"/>
+              <w:left w:w="90" w:type="dxa"/>
+              <w:bottom w:w="50" w:type="dxa"/>
+              <w:right w:w="90" w:type="dxa"/>
+            </w:tcMar>
+          </w:tcPr>
+          <w:p>
+            <w:pPr>
+              <w:spacing w:after="30"/>
+            </w:pPr>
+            <w:r>
+              <w:rPr>
+                <w:sz w:val="18"/>
+                <w:szCs w:val="18"/>
+              </w:rPr>
+              <w:t>Cookie session; bearer token in header</w:t>
+            </w:r>
+          </w:p>
+        </w:tc>
+        <w:tc>
+          <w:tcPr>
+            <w:tcW w:w="5146" w:type="dxa"/>
+            <w:tcBorders>
+              <w:top w:val="single" w:sz="4" w:space="0" w:color="808080"/>
+              <w:left w:val="single" w:sz="4" w:space="0" w:color="808080"/>
+              <w:bottom w:val="single" w:sz="4" w:space="0" w:color="808080"/>
+              <w:right w:val="single" w:sz="4" w:space="0" w:color="808080"/>
+            </w:tcBorders>
+            <w:tcMar>
+              <w:top w:w="50" w:type="dxa"/>
+              <w:left w:w="90" w:type="dxa"/>
+              <w:bottom w:w="50" w:type="dxa"/>
+              <w:right w:w="90" w:type="dxa"/>
+            </w:tcMar>
+          </w:tcPr>
+          <w:p>
+            <w:pPr>
+              <w:spacing w:after="30"/>
+            </w:pPr>
+            <w:r>
+              <w:rPr>
+                <w:sz w:val="18"/>
+                <w:szCs w:val="18"/>
+              </w:rPr>
+              <w:t>A random 256-bit token kept by the browser tab (sessionStorage) and sent as "Authorization: Bearer"; not sent automatically by the browser, so cross-site request forgery is not possible; the server still expires it after 10 idle minutes.</w:t>
             </w:r>
           </w:p>
         </w:tc>
@@ -6076,7 +6468,7 @@
                 <w:sz w:val="19"/>
                 <w:szCs w:val="19"/>
               </w:rPr>
-              <w:t>g++ 11+ or MSVC 2019; CMake 3.20+ (flags: -Wall -Wextra -Wpedantic -fstack-protector-strong -D_FORTIFY_SOURCE=2, PIE)</w:t>
+              <w:t>g++ 11+ or MSVC 2019; CMake 3.25+ (flags: -Wall -Wextra -Wpedantic -fstack-protector-strong -D_FORTIFY_SOURCE=2, PIE)</w:t>
             </w:r>
           </w:p>
         </w:tc>
@@ -6349,7 +6741,7 @@
                 <w:sz w:val="19"/>
                 <w:szCs w:val="19"/>
               </w:rPr>
-              <w:t>GoogleTest, gcov / lcov, cppcheck, Valgrind and AddressSanitizer, clang-format</w:t>
+              <w:t>GoogleTest, gcov / lcov, cppcheck, Valgrind and AddressSanitizer, clang-format; Vitest and Testing Library for the website; TypeScript compiler in strict mode</w:t>
             </w:r>
           </w:p>
         </w:tc>
@@ -6421,6 +6813,148 @@
                 <w:szCs w:val="19"/>
               </w:rPr>
               <w:t>Git (course repository), issue tracker for sprint tasks and defects</w:t>
+            </w:r>
+          </w:p>
+        </w:tc>
+      </w:tr>
+      <w:tr>
+        <w:tblPrEx>
+          <w:tblCellMar>
+            <w:top w:w="0" w:type="dxa"/>
+            <w:bottom w:w="0" w:type="dxa"/>
+          </w:tblCellMar>
+        </w:tblPrEx>
+        <w:trPr>
+          <w:cantSplit/>
+        </w:trPr>
+        <w:tc>
+          <w:tcPr>
+            <w:tcW w:w="2300" w:type="dxa"/>
+            <w:tcBorders>
+              <w:top w:val="single" w:sz="4" w:space="0" w:color="808080"/>
+              <w:left w:val="single" w:sz="4" w:space="0" w:color="808080"/>
+              <w:bottom w:val="single" w:sz="4" w:space="0" w:color="808080"/>
+              <w:right w:val="single" w:sz="4" w:space="0" w:color="808080"/>
+            </w:tcBorders>
+            <w:tcMar>
+              <w:top w:w="50" w:type="dxa"/>
+              <w:left w:w="90" w:type="dxa"/>
+              <w:bottom w:w="50" w:type="dxa"/>
+              <w:right w:w="90" w:type="dxa"/>
+            </w:tcMar>
+          </w:tcPr>
+          <w:p>
+            <w:pPr>
+              <w:spacing w:after="30"/>
+            </w:pPr>
+            <w:r>
+              <w:rPr>
+                <w:b/>
+                <w:bCs/>
+                <w:sz w:val="19"/>
+                <w:szCs w:val="19"/>
+              </w:rPr>
+              <w:t>User interface</w:t>
+            </w:r>
+          </w:p>
+        </w:tc>
+        <w:tc>
+          <w:tcPr>
+            <w:tcW w:w="7446" w:type="dxa"/>
+            <w:tcBorders>
+              <w:top w:val="single" w:sz="4" w:space="0" w:color="808080"/>
+              <w:left w:val="single" w:sz="4" w:space="0" w:color="808080"/>
+              <w:bottom w:val="single" w:sz="4" w:space="0" w:color="808080"/>
+              <w:right w:val="single" w:sz="4" w:space="0" w:color="808080"/>
+            </w:tcBorders>
+            <w:tcMar>
+              <w:top w:w="50" w:type="dxa"/>
+              <w:left w:w="90" w:type="dxa"/>
+              <w:bottom w:w="50" w:type="dxa"/>
+              <w:right w:w="90" w:type="dxa"/>
+            </w:tcMar>
+          </w:tcPr>
+          <w:p>
+            <w:pPr>
+              <w:spacing w:after="30"/>
+            </w:pPr>
+            <w:r>
+              <w:rPr>
+                <w:sz w:val="19"/>
+                <w:szCs w:val="19"/>
+              </w:rPr>
+              <w:t>React 18 + TypeScript 5, Mantine 7 components, React Router 6; built with Vite 5 into static files (Node.js 18+ and npm needed for building only)</w:t>
+            </w:r>
+          </w:p>
+        </w:tc>
+      </w:tr>
+      <w:tr>
+        <w:tblPrEx>
+          <w:tblCellMar>
+            <w:top w:w="0" w:type="dxa"/>
+            <w:bottom w:w="0" w:type="dxa"/>
+          </w:tblCellMar>
+        </w:tblPrEx>
+        <w:trPr>
+          <w:cantSplit/>
+        </w:trPr>
+        <w:tc>
+          <w:tcPr>
+            <w:tcW w:w="2300" w:type="dxa"/>
+            <w:tcBorders>
+              <w:top w:val="single" w:sz="4" w:space="0" w:color="808080"/>
+              <w:left w:val="single" w:sz="4" w:space="0" w:color="808080"/>
+              <w:bottom w:val="single" w:sz="4" w:space="0" w:color="808080"/>
+              <w:right w:val="single" w:sz="4" w:space="0" w:color="808080"/>
+            </w:tcBorders>
+            <w:tcMar>
+              <w:top w:w="50" w:type="dxa"/>
+              <w:left w:w="90" w:type="dxa"/>
+              <w:bottom w:w="50" w:type="dxa"/>
+              <w:right w:w="90" w:type="dxa"/>
+            </w:tcMar>
+          </w:tcPr>
+          <w:p>
+            <w:pPr>
+              <w:spacing w:after="30"/>
+            </w:pPr>
+            <w:r>
+              <w:rPr>
+                <w:b/>
+                <w:bCs/>
+                <w:sz w:val="19"/>
+                <w:szCs w:val="19"/>
+              </w:rPr>
+              <w:t>Web server / JSON</w:t>
+            </w:r>
+          </w:p>
+        </w:tc>
+        <w:tc>
+          <w:tcPr>
+            <w:tcW w:w="7446" w:type="dxa"/>
+            <w:tcBorders>
+              <w:top w:val="single" w:sz="4" w:space="0" w:color="808080"/>
+              <w:left w:val="single" w:sz="4" w:space="0" w:color="808080"/>
+              <w:bottom w:val="single" w:sz="4" w:space="0" w:color="808080"/>
+              <w:right w:val="single" w:sz="4" w:space="0" w:color="808080"/>
+            </w:tcBorders>
+            <w:tcMar>
+              <w:top w:w="50" w:type="dxa"/>
+              <w:left w:w="90" w:type="dxa"/>
+              <w:bottom w:w="50" w:type="dxa"/>
+              <w:right w:w="90" w:type="dxa"/>
+            </w:tcMar>
+          </w:tcPr>
+          <w:p>
+            <w:pPr>
+              <w:spacing w:after="30"/>
+            </w:pPr>
+            <w:r>
+              <w:rPr>
+                <w:sz w:val="19"/>
+                <w:szCs w:val="19"/>
+              </w:rPr>
+              <w:t>cpp-httplib 0.18 (HTTP server, header-only), nlohmann/json 3.11; listens on 127.0.0.1:8080</w:t>
             </w:r>
           </w:p>
         </w:tc>
@@ -15023,6 +15557,780 @@
           </w:p>
         </w:tc>
       </w:tr>
+      <w:tr>
+        <w:tblPrEx>
+          <w:tblCellMar>
+            <w:top w:w="0" w:type="dxa"/>
+            <w:bottom w:w="0" w:type="dxa"/>
+          </w:tblCellMar>
+        </w:tblPrEx>
+        <w:trPr>
+          <w:cantSplit/>
+        </w:trPr>
+        <w:tc>
+          <w:tcPr>
+            <w:tcW w:w="1350" w:type="dxa"/>
+            <w:tcBorders>
+              <w:top w:val="single" w:sz="4" w:space="0" w:color="808080"/>
+              <w:left w:val="single" w:sz="4" w:space="0" w:color="808080"/>
+              <w:bottom w:val="single" w:sz="4" w:space="0" w:color="808080"/>
+              <w:right w:val="single" w:sz="4" w:space="0" w:color="808080"/>
+            </w:tcBorders>
+            <w:tcMar>
+              <w:top w:w="50" w:type="dxa"/>
+              <w:left w:w="90" w:type="dxa"/>
+              <w:bottom w:w="50" w:type="dxa"/>
+              <w:right w:w="90" w:type="dxa"/>
+            </w:tcMar>
+          </w:tcPr>
+          <w:p>
+            <w:pPr>
+              <w:spacing w:after="30"/>
+            </w:pPr>
+            <w:r>
+              <w:rPr>
+                <w:b/>
+                <w:bCs/>
+                <w:sz w:val="16"/>
+                <w:szCs w:val="16"/>
+              </w:rPr>
+              <w:t>HMS-F-070</w:t>
+            </w:r>
+          </w:p>
+        </w:tc>
+        <w:tc>
+          <w:tcPr>
+            <w:tcW w:w="2500" w:type="dxa"/>
+            <w:tcBorders>
+              <w:top w:val="single" w:sz="4" w:space="0" w:color="808080"/>
+              <w:left w:val="single" w:sz="4" w:space="0" w:color="808080"/>
+              <w:bottom w:val="single" w:sz="4" w:space="0" w:color="808080"/>
+              <w:right w:val="single" w:sz="4" w:space="0" w:color="808080"/>
+            </w:tcBorders>
+            <w:tcMar>
+              <w:top w:w="50" w:type="dxa"/>
+              <w:left w:w="90" w:type="dxa"/>
+              <w:bottom w:w="50" w:type="dxa"/>
+              <w:right w:w="90" w:type="dxa"/>
+            </w:tcMar>
+          </w:tcPr>
+          <w:p>
+            <w:pPr>
+              <w:spacing w:after="30"/>
+            </w:pPr>
+            <w:r>
+              <w:rPr>
+                <w:sz w:val="16"/>
+                <w:szCs w:val="16"/>
+              </w:rPr>
+              <w:t>Website, login page, role sidebar</w:t>
+            </w:r>
+          </w:p>
+        </w:tc>
+        <w:tc>
+          <w:tcPr>
+            <w:tcW w:w="1500" w:type="dxa"/>
+            <w:tcBorders>
+              <w:top w:val="single" w:sz="4" w:space="0" w:color="808080"/>
+              <w:left w:val="single" w:sz="4" w:space="0" w:color="808080"/>
+              <w:bottom w:val="single" w:sz="4" w:space="0" w:color="808080"/>
+              <w:right w:val="single" w:sz="4" w:space="0" w:color="808080"/>
+            </w:tcBorders>
+            <w:tcMar>
+              <w:top w:w="50" w:type="dxa"/>
+              <w:left w:w="90" w:type="dxa"/>
+              <w:bottom w:w="50" w:type="dxa"/>
+              <w:right w:w="90" w:type="dxa"/>
+            </w:tcMar>
+          </w:tcPr>
+          <w:p>
+            <w:pPr>
+              <w:spacing w:after="30"/>
+            </w:pPr>
+            <w:r>
+              <w:rPr>
+                <w:sz w:val="16"/>
+                <w:szCs w:val="16"/>
+              </w:rPr>
+              <w:t>C1, C16</w:t>
+            </w:r>
+          </w:p>
+        </w:tc>
+        <w:tc>
+          <w:tcPr>
+            <w:tcW w:w="4396" w:type="dxa"/>
+            <w:tcBorders>
+              <w:top w:val="single" w:sz="4" w:space="0" w:color="808080"/>
+              <w:left w:val="single" w:sz="4" w:space="0" w:color="808080"/>
+              <w:bottom w:val="single" w:sz="4" w:space="0" w:color="808080"/>
+              <w:right w:val="single" w:sz="4" w:space="0" w:color="808080"/>
+            </w:tcBorders>
+            <w:tcMar>
+              <w:top w:w="50" w:type="dxa"/>
+              <w:left w:w="90" w:type="dxa"/>
+              <w:bottom w:w="50" w:type="dxa"/>
+              <w:right w:w="90" w:type="dxa"/>
+            </w:tcMar>
+          </w:tcPr>
+          <w:p>
+            <w:pPr>
+              <w:spacing w:after="30"/>
+            </w:pPr>
+            <w:r>
+              <w:rPr>
+                <w:sz w:val="16"/>
+                <w:szCs w:val="16"/>
+              </w:rPr>
+              <w:t>SAD 3.3, 4.3.8, 4.5</w:t>
+            </w:r>
+          </w:p>
+        </w:tc>
+      </w:tr>
+      <w:tr>
+        <w:tblPrEx>
+          <w:tblCellMar>
+            <w:top w:w="0" w:type="dxa"/>
+            <w:bottom w:w="0" w:type="dxa"/>
+          </w:tblCellMar>
+        </w:tblPrEx>
+        <w:trPr>
+          <w:cantSplit/>
+        </w:trPr>
+        <w:tc>
+          <w:tcPr>
+            <w:tcW w:w="1350" w:type="dxa"/>
+            <w:tcBorders>
+              <w:top w:val="single" w:sz="4" w:space="0" w:color="808080"/>
+              <w:left w:val="single" w:sz="4" w:space="0" w:color="808080"/>
+              <w:bottom w:val="single" w:sz="4" w:space="0" w:color="808080"/>
+              <w:right w:val="single" w:sz="4" w:space="0" w:color="808080"/>
+            </w:tcBorders>
+            <w:tcMar>
+              <w:top w:w="50" w:type="dxa"/>
+              <w:left w:w="90" w:type="dxa"/>
+              <w:bottom w:w="50" w:type="dxa"/>
+              <w:right w:w="90" w:type="dxa"/>
+            </w:tcMar>
+          </w:tcPr>
+          <w:p>
+            <w:pPr>
+              <w:spacing w:after="30"/>
+            </w:pPr>
+            <w:r>
+              <w:rPr>
+                <w:b/>
+                <w:bCs/>
+                <w:sz w:val="16"/>
+                <w:szCs w:val="16"/>
+              </w:rPr>
+              <w:t>HMS-F-071</w:t>
+            </w:r>
+          </w:p>
+        </w:tc>
+        <w:tc>
+          <w:tcPr>
+            <w:tcW w:w="2500" w:type="dxa"/>
+            <w:tcBorders>
+              <w:top w:val="single" w:sz="4" w:space="0" w:color="808080"/>
+              <w:left w:val="single" w:sz="4" w:space="0" w:color="808080"/>
+              <w:bottom w:val="single" w:sz="4" w:space="0" w:color="808080"/>
+              <w:right w:val="single" w:sz="4" w:space="0" w:color="808080"/>
+            </w:tcBorders>
+            <w:tcMar>
+              <w:top w:w="50" w:type="dxa"/>
+              <w:left w:w="90" w:type="dxa"/>
+              <w:bottom w:w="50" w:type="dxa"/>
+              <w:right w:w="90" w:type="dxa"/>
+            </w:tcMar>
+          </w:tcPr>
+          <w:p>
+            <w:pPr>
+              <w:spacing w:after="30"/>
+            </w:pPr>
+            <w:r>
+              <w:rPr>
+                <w:sz w:val="16"/>
+                <w:szCs w:val="16"/>
+              </w:rPr>
+              <w:t>Users, audit log, password pages</w:t>
+            </w:r>
+          </w:p>
+        </w:tc>
+        <w:tc>
+          <w:tcPr>
+            <w:tcW w:w="1500" w:type="dxa"/>
+            <w:tcBorders>
+              <w:top w:val="single" w:sz="4" w:space="0" w:color="808080"/>
+              <w:left w:val="single" w:sz="4" w:space="0" w:color="808080"/>
+              <w:bottom w:val="single" w:sz="4" w:space="0" w:color="808080"/>
+              <w:right w:val="single" w:sz="4" w:space="0" w:color="808080"/>
+            </w:tcBorders>
+            <w:tcMar>
+              <w:top w:w="50" w:type="dxa"/>
+              <w:left w:w="90" w:type="dxa"/>
+              <w:bottom w:w="50" w:type="dxa"/>
+              <w:right w:w="90" w:type="dxa"/>
+            </w:tcMar>
+          </w:tcPr>
+          <w:p>
+            <w:pPr>
+              <w:spacing w:after="30"/>
+            </w:pPr>
+            <w:r>
+              <w:rPr>
+                <w:sz w:val="16"/>
+                <w:szCs w:val="16"/>
+              </w:rPr>
+              <w:t>C1, C16, C3, C12</w:t>
+            </w:r>
+          </w:p>
+        </w:tc>
+        <w:tc>
+          <w:tcPr>
+            <w:tcW w:w="4396" w:type="dxa"/>
+            <w:tcBorders>
+              <w:top w:val="single" w:sz="4" w:space="0" w:color="808080"/>
+              <w:left w:val="single" w:sz="4" w:space="0" w:color="808080"/>
+              <w:bottom w:val="single" w:sz="4" w:space="0" w:color="808080"/>
+              <w:right w:val="single" w:sz="4" w:space="0" w:color="808080"/>
+            </w:tcBorders>
+            <w:tcMar>
+              <w:top w:w="50" w:type="dxa"/>
+              <w:left w:w="90" w:type="dxa"/>
+              <w:bottom w:w="50" w:type="dxa"/>
+              <w:right w:w="90" w:type="dxa"/>
+            </w:tcMar>
+          </w:tcPr>
+          <w:p>
+            <w:pPr>
+              <w:spacing w:after="30"/>
+            </w:pPr>
+            <w:r>
+              <w:rPr>
+                <w:sz w:val="16"/>
+                <w:szCs w:val="16"/>
+              </w:rPr>
+              <w:t>4.3.1, 4.3.8</w:t>
+            </w:r>
+          </w:p>
+        </w:tc>
+      </w:tr>
+      <w:tr>
+        <w:tblPrEx>
+          <w:tblCellMar>
+            <w:top w:w="0" w:type="dxa"/>
+            <w:bottom w:w="0" w:type="dxa"/>
+          </w:tblCellMar>
+        </w:tblPrEx>
+        <w:trPr>
+          <w:cantSplit/>
+        </w:trPr>
+        <w:tc>
+          <w:tcPr>
+            <w:tcW w:w="1350" w:type="dxa"/>
+            <w:tcBorders>
+              <w:top w:val="single" w:sz="4" w:space="0" w:color="808080"/>
+              <w:left w:val="single" w:sz="4" w:space="0" w:color="808080"/>
+              <w:bottom w:val="single" w:sz="4" w:space="0" w:color="808080"/>
+              <w:right w:val="single" w:sz="4" w:space="0" w:color="808080"/>
+            </w:tcBorders>
+            <w:tcMar>
+              <w:top w:w="50" w:type="dxa"/>
+              <w:left w:w="90" w:type="dxa"/>
+              <w:bottom w:w="50" w:type="dxa"/>
+              <w:right w:w="90" w:type="dxa"/>
+            </w:tcMar>
+          </w:tcPr>
+          <w:p>
+            <w:pPr>
+              <w:spacing w:after="30"/>
+            </w:pPr>
+            <w:r>
+              <w:rPr>
+                <w:b/>
+                <w:bCs/>
+                <w:sz w:val="16"/>
+                <w:szCs w:val="16"/>
+              </w:rPr>
+              <w:t>HMS-F-072</w:t>
+            </w:r>
+          </w:p>
+        </w:tc>
+        <w:tc>
+          <w:tcPr>
+            <w:tcW w:w="2500" w:type="dxa"/>
+            <w:tcBorders>
+              <w:top w:val="single" w:sz="4" w:space="0" w:color="808080"/>
+              <w:left w:val="single" w:sz="4" w:space="0" w:color="808080"/>
+              <w:bottom w:val="single" w:sz="4" w:space="0" w:color="808080"/>
+              <w:right w:val="single" w:sz="4" w:space="0" w:color="808080"/>
+            </w:tcBorders>
+            <w:tcMar>
+              <w:top w:w="50" w:type="dxa"/>
+              <w:left w:w="90" w:type="dxa"/>
+              <w:bottom w:w="50" w:type="dxa"/>
+              <w:right w:w="90" w:type="dxa"/>
+            </w:tcMar>
+          </w:tcPr>
+          <w:p>
+            <w:pPr>
+              <w:spacing w:after="30"/>
+            </w:pPr>
+            <w:r>
+              <w:rPr>
+                <w:sz w:val="16"/>
+                <w:szCs w:val="16"/>
+              </w:rPr>
+              <w:t>Patients page</w:t>
+            </w:r>
+          </w:p>
+        </w:tc>
+        <w:tc>
+          <w:tcPr>
+            <w:tcW w:w="1500" w:type="dxa"/>
+            <w:tcBorders>
+              <w:top w:val="single" w:sz="4" w:space="0" w:color="808080"/>
+              <w:left w:val="single" w:sz="4" w:space="0" w:color="808080"/>
+              <w:bottom w:val="single" w:sz="4" w:space="0" w:color="808080"/>
+              <w:right w:val="single" w:sz="4" w:space="0" w:color="808080"/>
+            </w:tcBorders>
+            <w:tcMar>
+              <w:top w:w="50" w:type="dxa"/>
+              <w:left w:w="90" w:type="dxa"/>
+              <w:bottom w:w="50" w:type="dxa"/>
+              <w:right w:w="90" w:type="dxa"/>
+            </w:tcMar>
+          </w:tcPr>
+          <w:p>
+            <w:pPr>
+              <w:spacing w:after="30"/>
+            </w:pPr>
+            <w:r>
+              <w:rPr>
+                <w:sz w:val="16"/>
+                <w:szCs w:val="16"/>
+              </w:rPr>
+              <w:t>C1, C16, C4</w:t>
+            </w:r>
+          </w:p>
+        </w:tc>
+        <w:tc>
+          <w:tcPr>
+            <w:tcW w:w="4396" w:type="dxa"/>
+            <w:tcBorders>
+              <w:top w:val="single" w:sz="4" w:space="0" w:color="808080"/>
+              <w:left w:val="single" w:sz="4" w:space="0" w:color="808080"/>
+              <w:bottom w:val="single" w:sz="4" w:space="0" w:color="808080"/>
+              <w:right w:val="single" w:sz="4" w:space="0" w:color="808080"/>
+            </w:tcBorders>
+            <w:tcMar>
+              <w:top w:w="50" w:type="dxa"/>
+              <w:left w:w="90" w:type="dxa"/>
+              <w:bottom w:w="50" w:type="dxa"/>
+              <w:right w:w="90" w:type="dxa"/>
+            </w:tcMar>
+          </w:tcPr>
+          <w:p>
+            <w:pPr>
+              <w:spacing w:after="30"/>
+            </w:pPr>
+            <w:r>
+              <w:rPr>
+                <w:sz w:val="16"/>
+                <w:szCs w:val="16"/>
+              </w:rPr>
+              <w:t>4.3.2, 4.3.8</w:t>
+            </w:r>
+          </w:p>
+        </w:tc>
+      </w:tr>
+      <w:tr>
+        <w:tblPrEx>
+          <w:tblCellMar>
+            <w:top w:w="0" w:type="dxa"/>
+            <w:bottom w:w="0" w:type="dxa"/>
+          </w:tblCellMar>
+        </w:tblPrEx>
+        <w:trPr>
+          <w:cantSplit/>
+        </w:trPr>
+        <w:tc>
+          <w:tcPr>
+            <w:tcW w:w="1350" w:type="dxa"/>
+            <w:tcBorders>
+              <w:top w:val="single" w:sz="4" w:space="0" w:color="808080"/>
+              <w:left w:val="single" w:sz="4" w:space="0" w:color="808080"/>
+              <w:bottom w:val="single" w:sz="4" w:space="0" w:color="808080"/>
+              <w:right w:val="single" w:sz="4" w:space="0" w:color="808080"/>
+            </w:tcBorders>
+            <w:tcMar>
+              <w:top w:w="50" w:type="dxa"/>
+              <w:left w:w="90" w:type="dxa"/>
+              <w:bottom w:w="50" w:type="dxa"/>
+              <w:right w:w="90" w:type="dxa"/>
+            </w:tcMar>
+          </w:tcPr>
+          <w:p>
+            <w:pPr>
+              <w:spacing w:after="30"/>
+            </w:pPr>
+            <w:r>
+              <w:rPr>
+                <w:b/>
+                <w:bCs/>
+                <w:sz w:val="16"/>
+                <w:szCs w:val="16"/>
+              </w:rPr>
+              <w:t>HMS-F-073</w:t>
+            </w:r>
+          </w:p>
+        </w:tc>
+        <w:tc>
+          <w:tcPr>
+            <w:tcW w:w="2500" w:type="dxa"/>
+            <w:tcBorders>
+              <w:top w:val="single" w:sz="4" w:space="0" w:color="808080"/>
+              <w:left w:val="single" w:sz="4" w:space="0" w:color="808080"/>
+              <w:bottom w:val="single" w:sz="4" w:space="0" w:color="808080"/>
+              <w:right w:val="single" w:sz="4" w:space="0" w:color="808080"/>
+            </w:tcBorders>
+            <w:tcMar>
+              <w:top w:w="50" w:type="dxa"/>
+              <w:left w:w="90" w:type="dxa"/>
+              <w:bottom w:w="50" w:type="dxa"/>
+              <w:right w:w="90" w:type="dxa"/>
+            </w:tcMar>
+          </w:tcPr>
+          <w:p>
+            <w:pPr>
+              <w:spacing w:after="30"/>
+            </w:pPr>
+            <w:r>
+              <w:rPr>
+                <w:sz w:val="16"/>
+                <w:szCs w:val="16"/>
+              </w:rPr>
+              <w:t>Doctors, appointments, schedule pages</w:t>
+            </w:r>
+          </w:p>
+        </w:tc>
+        <w:tc>
+          <w:tcPr>
+            <w:tcW w:w="1500" w:type="dxa"/>
+            <w:tcBorders>
+              <w:top w:val="single" w:sz="4" w:space="0" w:color="808080"/>
+              <w:left w:val="single" w:sz="4" w:space="0" w:color="808080"/>
+              <w:bottom w:val="single" w:sz="4" w:space="0" w:color="808080"/>
+              <w:right w:val="single" w:sz="4" w:space="0" w:color="808080"/>
+            </w:tcBorders>
+            <w:tcMar>
+              <w:top w:w="50" w:type="dxa"/>
+              <w:left w:w="90" w:type="dxa"/>
+              <w:bottom w:w="50" w:type="dxa"/>
+              <w:right w:w="90" w:type="dxa"/>
+            </w:tcMar>
+          </w:tcPr>
+          <w:p>
+            <w:pPr>
+              <w:spacing w:after="30"/>
+            </w:pPr>
+            <w:r>
+              <w:rPr>
+                <w:sz w:val="16"/>
+                <w:szCs w:val="16"/>
+              </w:rPr>
+              <w:t>C1, C16, C5, C6</w:t>
+            </w:r>
+          </w:p>
+        </w:tc>
+        <w:tc>
+          <w:tcPr>
+            <w:tcW w:w="4396" w:type="dxa"/>
+            <w:tcBorders>
+              <w:top w:val="single" w:sz="4" w:space="0" w:color="808080"/>
+              <w:left w:val="single" w:sz="4" w:space="0" w:color="808080"/>
+              <w:bottom w:val="single" w:sz="4" w:space="0" w:color="808080"/>
+              <w:right w:val="single" w:sz="4" w:space="0" w:color="808080"/>
+            </w:tcBorders>
+            <w:tcMar>
+              <w:top w:w="50" w:type="dxa"/>
+              <w:left w:w="90" w:type="dxa"/>
+              <w:bottom w:w="50" w:type="dxa"/>
+              <w:right w:w="90" w:type="dxa"/>
+            </w:tcMar>
+          </w:tcPr>
+          <w:p>
+            <w:pPr>
+              <w:spacing w:after="30"/>
+            </w:pPr>
+            <w:r>
+              <w:rPr>
+                <w:sz w:val="16"/>
+                <w:szCs w:val="16"/>
+              </w:rPr>
+              <w:t>4.3.3, 4.3.4, 4.3.8</w:t>
+            </w:r>
+          </w:p>
+        </w:tc>
+      </w:tr>
+      <w:tr>
+        <w:tblPrEx>
+          <w:tblCellMar>
+            <w:top w:w="0" w:type="dxa"/>
+            <w:bottom w:w="0" w:type="dxa"/>
+          </w:tblCellMar>
+        </w:tblPrEx>
+        <w:trPr>
+          <w:cantSplit/>
+        </w:trPr>
+        <w:tc>
+          <w:tcPr>
+            <w:tcW w:w="1350" w:type="dxa"/>
+            <w:tcBorders>
+              <w:top w:val="single" w:sz="4" w:space="0" w:color="808080"/>
+              <w:left w:val="single" w:sz="4" w:space="0" w:color="808080"/>
+              <w:bottom w:val="single" w:sz="4" w:space="0" w:color="808080"/>
+              <w:right w:val="single" w:sz="4" w:space="0" w:color="808080"/>
+            </w:tcBorders>
+            <w:tcMar>
+              <w:top w:w="50" w:type="dxa"/>
+              <w:left w:w="90" w:type="dxa"/>
+              <w:bottom w:w="50" w:type="dxa"/>
+              <w:right w:w="90" w:type="dxa"/>
+            </w:tcMar>
+          </w:tcPr>
+          <w:p>
+            <w:pPr>
+              <w:spacing w:after="30"/>
+            </w:pPr>
+            <w:r>
+              <w:rPr>
+                <w:b/>
+                <w:bCs/>
+                <w:sz w:val="16"/>
+                <w:szCs w:val="16"/>
+              </w:rPr>
+              <w:t>HMS-F-074</w:t>
+            </w:r>
+          </w:p>
+        </w:tc>
+        <w:tc>
+          <w:tcPr>
+            <w:tcW w:w="2500" w:type="dxa"/>
+            <w:tcBorders>
+              <w:top w:val="single" w:sz="4" w:space="0" w:color="808080"/>
+              <w:left w:val="single" w:sz="4" w:space="0" w:color="808080"/>
+              <w:bottom w:val="single" w:sz="4" w:space="0" w:color="808080"/>
+              <w:right w:val="single" w:sz="4" w:space="0" w:color="808080"/>
+            </w:tcBorders>
+            <w:tcMar>
+              <w:top w:w="50" w:type="dxa"/>
+              <w:left w:w="90" w:type="dxa"/>
+              <w:bottom w:w="50" w:type="dxa"/>
+              <w:right w:w="90" w:type="dxa"/>
+            </w:tcMar>
+          </w:tcPr>
+          <w:p>
+            <w:pPr>
+              <w:spacing w:after="30"/>
+            </w:pPr>
+            <w:r>
+              <w:rPr>
+                <w:sz w:val="16"/>
+                <w:szCs w:val="16"/>
+              </w:rPr>
+              <w:t>Consultation, report, backup pages</w:t>
+            </w:r>
+          </w:p>
+        </w:tc>
+        <w:tc>
+          <w:tcPr>
+            <w:tcW w:w="1500" w:type="dxa"/>
+            <w:tcBorders>
+              <w:top w:val="single" w:sz="4" w:space="0" w:color="808080"/>
+              <w:left w:val="single" w:sz="4" w:space="0" w:color="808080"/>
+              <w:bottom w:val="single" w:sz="4" w:space="0" w:color="808080"/>
+              <w:right w:val="single" w:sz="4" w:space="0" w:color="808080"/>
+            </w:tcBorders>
+            <w:tcMar>
+              <w:top w:w="50" w:type="dxa"/>
+              <w:left w:w="90" w:type="dxa"/>
+              <w:bottom w:w="50" w:type="dxa"/>
+              <w:right w:w="90" w:type="dxa"/>
+            </w:tcMar>
+          </w:tcPr>
+          <w:p>
+            <w:pPr>
+              <w:spacing w:after="30"/>
+            </w:pPr>
+            <w:r>
+              <w:rPr>
+                <w:sz w:val="16"/>
+                <w:szCs w:val="16"/>
+              </w:rPr>
+              <w:t>C1, C16, C7, C8, C9</w:t>
+            </w:r>
+          </w:p>
+        </w:tc>
+        <w:tc>
+          <w:tcPr>
+            <w:tcW w:w="4396" w:type="dxa"/>
+            <w:tcBorders>
+              <w:top w:val="single" w:sz="4" w:space="0" w:color="808080"/>
+              <w:left w:val="single" w:sz="4" w:space="0" w:color="808080"/>
+              <w:bottom w:val="single" w:sz="4" w:space="0" w:color="808080"/>
+              <w:right w:val="single" w:sz="4" w:space="0" w:color="808080"/>
+            </w:tcBorders>
+            <w:tcMar>
+              <w:top w:w="50" w:type="dxa"/>
+              <w:left w:w="90" w:type="dxa"/>
+              <w:bottom w:w="50" w:type="dxa"/>
+              <w:right w:w="90" w:type="dxa"/>
+            </w:tcMar>
+          </w:tcPr>
+          <w:p>
+            <w:pPr>
+              <w:spacing w:after="30"/>
+            </w:pPr>
+            <w:r>
+              <w:rPr>
+                <w:sz w:val="16"/>
+                <w:szCs w:val="16"/>
+              </w:rPr>
+              <w:t>4.3.5–4.3.8</w:t>
+            </w:r>
+          </w:p>
+        </w:tc>
+      </w:tr>
+      <w:tr>
+        <w:tblPrEx>
+          <w:tblCellMar>
+            <w:top w:w="0" w:type="dxa"/>
+            <w:bottom w:w="0" w:type="dxa"/>
+          </w:tblCellMar>
+        </w:tblPrEx>
+        <w:trPr>
+          <w:cantSplit/>
+        </w:trPr>
+        <w:tc>
+          <w:tcPr>
+            <w:tcW w:w="1350" w:type="dxa"/>
+            <w:tcBorders>
+              <w:top w:val="single" w:sz="4" w:space="0" w:color="808080"/>
+              <w:left w:val="single" w:sz="4" w:space="0" w:color="808080"/>
+              <w:bottom w:val="single" w:sz="4" w:space="0" w:color="808080"/>
+              <w:right w:val="single" w:sz="4" w:space="0" w:color="808080"/>
+            </w:tcBorders>
+            <w:tcMar>
+              <w:top w:w="50" w:type="dxa"/>
+              <w:left w:w="90" w:type="dxa"/>
+              <w:bottom w:w="50" w:type="dxa"/>
+              <w:right w:w="90" w:type="dxa"/>
+            </w:tcMar>
+          </w:tcPr>
+          <w:p>
+            <w:pPr>
+              <w:spacing w:after="30"/>
+            </w:pPr>
+            <w:r>
+              <w:rPr>
+                <w:b/>
+                <w:bCs/>
+                <w:sz w:val="16"/>
+                <w:szCs w:val="16"/>
+              </w:rPr>
+              <w:t>HMS-SEC-009</w:t>
+            </w:r>
+          </w:p>
+        </w:tc>
+        <w:tc>
+          <w:tcPr>
+            <w:tcW w:w="2500" w:type="dxa"/>
+            <w:tcBorders>
+              <w:top w:val="single" w:sz="4" w:space="0" w:color="808080"/>
+              <w:left w:val="single" w:sz="4" w:space="0" w:color="808080"/>
+              <w:bottom w:val="single" w:sz="4" w:space="0" w:color="808080"/>
+              <w:right w:val="single" w:sz="4" w:space="0" w:color="808080"/>
+            </w:tcBorders>
+            <w:tcMar>
+              <w:top w:w="50" w:type="dxa"/>
+              <w:left w:w="90" w:type="dxa"/>
+              <w:bottom w:w="50" w:type="dxa"/>
+              <w:right w:w="90" w:type="dxa"/>
+            </w:tcMar>
+          </w:tcPr>
+          <w:p>
+            <w:pPr>
+              <w:spacing w:after="30"/>
+            </w:pPr>
+            <w:r>
+              <w:rPr>
+                <w:sz w:val="16"/>
+                <w:szCs w:val="16"/>
+              </w:rPr>
+              <w:t>Local-only server, random session tokens</w:t>
+            </w:r>
+          </w:p>
+        </w:tc>
+        <w:tc>
+          <w:tcPr>
+            <w:tcW w:w="1500" w:type="dxa"/>
+            <w:tcBorders>
+              <w:top w:val="single" w:sz="4" w:space="0" w:color="808080"/>
+              <w:left w:val="single" w:sz="4" w:space="0" w:color="808080"/>
+              <w:bottom w:val="single" w:sz="4" w:space="0" w:color="808080"/>
+              <w:right w:val="single" w:sz="4" w:space="0" w:color="808080"/>
+            </w:tcBorders>
+            <w:tcMar>
+              <w:top w:w="50" w:type="dxa"/>
+              <w:left w:w="90" w:type="dxa"/>
+              <w:bottom w:w="50" w:type="dxa"/>
+              <w:right w:w="90" w:type="dxa"/>
+            </w:tcMar>
+          </w:tcPr>
+          <w:p>
+            <w:pPr>
+              <w:spacing w:after="30"/>
+            </w:pPr>
+            <w:r>
+              <w:rPr>
+                <w:sz w:val="16"/>
+                <w:szCs w:val="16"/>
+              </w:rPr>
+              <w:t>C16, C3</w:t>
+            </w:r>
+          </w:p>
+        </w:tc>
+        <w:tc>
+          <w:tcPr>
+            <w:tcW w:w="4396" w:type="dxa"/>
+            <w:tcBorders>
+              <w:top w:val="single" w:sz="4" w:space="0" w:color="808080"/>
+              <w:left w:val="single" w:sz="4" w:space="0" w:color="808080"/>
+              <w:bottom w:val="single" w:sz="4" w:space="0" w:color="808080"/>
+              <w:right w:val="single" w:sz="4" w:space="0" w:color="808080"/>
+            </w:tcBorders>
+            <w:tcMar>
+              <w:top w:w="50" w:type="dxa"/>
+              <w:left w:w="90" w:type="dxa"/>
+              <w:bottom w:w="50" w:type="dxa"/>
+              <w:right w:w="90" w:type="dxa"/>
+            </w:tcMar>
+          </w:tcPr>
+          <w:p>
+            <w:pPr>
+              <w:spacing w:after="30"/>
+            </w:pPr>
+            <w:r>
+              <w:rPr>
+                <w:sz w:val="16"/>
+                <w:szCs w:val="16"/>
+              </w:rPr>
+              <w:t>3.9; ADR-8, ADR-9</w:t>
+            </w:r>
+          </w:p>
+        </w:tc>
+      </w:tr>
     </w:tbl>
     <w:p>
       <w:pPr>
@@ -15042,20 +16350,7 @@
           <w:b/>
           <w:bCs/>
         </w:rPr>
-        <w:t>Principles:</w:t>
-      </w:r>
-      <w:r>
-        <w:t xml:space="preserve"> defence in depth (UI validation, service authorisation, file protection); least privilege (three roles, Table 6.5-1 of the SRS); </w:t>
-      </w:r>
-      <w:r>
-        <w:rPr>
-          <w:b/>
-          <w:bCs/>
-        </w:rPr>
-        <w:t>deny by default</w:t>
-      </w:r>
-      <w:r>
-        <w:t xml:space="preserve"> (a missing permission entry means "no"); fail secure (on error the operation is refused and nothing is half-saved); minimum data in logs and error messages; no network exposure.</w:t>
+        <w:t>Principles: defence in depth (UI validation, service authorisation, file protection); least privilege (three roles, Table 6.5-1 of the SRS); deny by default (a missing permission entry means "no"); fail secure (on error the operation is refused and nothing is half-saved); minimum data in logs and error messages; no network exposure (the web server is bound to the loopback address only).</w:t>
       </w:r>
     </w:p>
     <w:p>
@@ -15332,7 +16627,7 @@
                 <w:sz w:val="17"/>
                 <w:szCs w:val="17"/>
               </w:rPr>
-              <w:t>Salted, iterated SHA-256 hashes; 3-failure lock-out for 15 min; identical error for unknown user / wrong password; masked password entry; 10-minute session time-out</w:t>
+              <w:t>Salted, iterated SHA-256 hashes; 3-failure lock-out for 15 min; identical error for unknown user / wrong password; masked password entry; 10-minute session time-out; random 256-bit session tokens in the Authorization header; web server bound to 127.0.0.1 only, and requests whose Host or Origin is not this computer are refused, which blocks DNS-rebinding and cross-site requests (HMS-SEC-009)</w:t>
             </w:r>
           </w:p>
         </w:tc>
@@ -15469,7 +16764,7 @@
                 <w:sz w:val="17"/>
                 <w:szCs w:val="17"/>
               </w:rPr>
-              <w:t>Owner-only file permissions; SHA-256 checksum verified at load; atomic writes; consultations immutable (addendum only); input validation</w:t>
+              <w:t>Owner-only file permissions; SHA-256 checksum verified at load; atomic writes; consultations immutable (addendum only); input validation; every JSON request is validated again in the services, never trusted from the browser</w:t>
             </w:r>
           </w:p>
         </w:tc>
@@ -15741,7 +17036,7 @@
                 <w:sz w:val="17"/>
                 <w:szCs w:val="17"/>
               </w:rPr>
-              <w:t>Deny-by-default RBAC in the service layer; clinical data restricted to Doctors; generic error texts; audit log carries IDs only; hashes never displayed</w:t>
+              <w:t>Deny-by-default RBAC in the service layer; clinical data restricted to Doctors; generic error texts; audit log carries IDs only; hashes never displayed; the web API returns clinical data only for Doctor sessions</w:t>
             </w:r>
           </w:p>
         </w:tc>
@@ -16013,7 +17308,7 @@
                 <w:sz w:val="17"/>
                 <w:szCs w:val="17"/>
               </w:rPr>
-              <w:t>Authorisation inside every service method (not only in menus); no unsafe C functions; compiler hardening (stack protector, FORTIFY, PIE); AddressSanitizer in tests</w:t>
+              <w:t>Authorisation inside every service method (not only in the website); no unsafe C functions; compiler hardening (stack protector, FORTIFY, PIE); AddressSanitizer in tests</w:t>
             </w:r>
           </w:p>
         </w:tc>
@@ -16063,6 +17358,14 @@
       </w:pPr>
       <w:r>
         <w:t>The only trust boundary is between the human user (untrusted input) and the Presentation layer; everything the user types is validated by C2 before it crosses into the services. A second boundary separates the program from the file system, where the data files may be changed by other programs; C14 therefore verifies checksums and permissions on every load.</w:t>
+      </w:r>
+    </w:p>
+    <w:p>
+      <w:pPr>
+        <w:spacing w:after="100" w:line="264" w:lineRule="auto"/>
+      </w:pPr>
+      <w:r>
+        <w:t>v1.1 adds one boundary inside the computer: the browser (C1) and the HMS program (C16) exchange JSON over HTTP on 127.0.0.1. Everything sent by the browser is treated as untrusted input and checked again by the services; the server is never reachable from the network.</w:t>
       </w:r>
     </w:p>
     <w:tbl>
@@ -16826,6 +18129,14 @@
       </w:pPr>
       <w:r>
         <w:t>4.2 UML Sequence Diagrams</w:t>
+      </w:r>
+    </w:p>
+    <w:p>
+      <w:pPr>
+        <w:spacing w:after="100" w:line="264" w:lineRule="auto"/>
+      </w:pPr>
+      <w:r>
+        <w:t>Note for v1.1: in these diagrams the first lifeline ("UI") is the website (C1). Each arrow from the UI to a service is one HTTP request through the web API (C16), which first checks the session token; the order of service calls is unchanged.</w:t>
       </w:r>
     </w:p>
     <w:p>
@@ -17102,7 +18413,7 @@
         <w:spacing w:after="100" w:line="264" w:lineRule="auto"/>
       </w:pPr>
       <w:r>
-        <w:t>HMS is a stand-alone C++ program, so its "API" is the set of public C++ interfaces (header files) of the service components, called by the console UI and by the unit tests. Each operation is described by its request (parameters), response and errors, in the style of the template. Section 4.3.8 maps the key operations to the HTTP endpoints they would become if a web front end is added later.</w:t>
+        <w:t>HMS is a C++ program. Its services are public C++ interfaces (header files) called by the local web API (C16) on behalf of the website, and directly by the unit tests. Sections 4.3.1–4.3.7 describe each operation by its request (parameters), response and errors, in the style of the template; section 4.3.8 lists the HTTP endpoints of the web API that the website uses.</w:t>
       </w:r>
     </w:p>
     <w:p>
@@ -23425,8 +24736,15 @@
         <w:keepNext/>
       </w:pPr>
       <w:r>
-        <w:lastRenderedPageBreak/>
-        <w:t>4.3.8 Equivalent HTTP endpoints (for a future web front end)</w:t>
+        <w:t>4.3.8 Web API (HTTP endpoints used by the website)</w:t>
+      </w:r>
+    </w:p>
+    <w:p>
+      <w:pPr>
+        <w:spacing w:after="100" w:line="264" w:lineRule="auto"/>
+      </w:pPr>
+      <w:r>
+        <w:t>Every request except status, setup, login and recovery carries "Authorization: Bearer &lt;token&gt;". Errors are returned as {"error": {"code", "message", "details"}} with the HTTP status of the error class (401 E001/E003, 403 E004, 400 E010, 404 E02x, 409 E011/E025/E03x, 503 E040, 500 E041/E042/E099).</w:t>
       </w:r>
     </w:p>
     <w:tbl>
@@ -23627,7 +24945,7 @@
                 <w:sz w:val="17"/>
                 <w:szCs w:val="17"/>
               </w:rPr>
-              <w:t>/api/login</w:t>
+              <w:t>/api/status</w:t>
             </w:r>
           </w:p>
         </w:tc>
@@ -23656,7 +24974,7 @@
                 <w:sz w:val="17"/>
                 <w:szCs w:val="17"/>
               </w:rPr>
-              <w:t>POST</w:t>
+              <w:t>GET</w:t>
             </w:r>
           </w:p>
         </w:tc>
@@ -23685,7 +25003,7 @@
                 <w:sz w:val="17"/>
                 <w:szCs w:val="17"/>
               </w:rPr>
-              <w:t>{username, password}</w:t>
+              <w:t>—</w:t>
             </w:r>
           </w:p>
         </w:tc>
@@ -23714,7 +25032,7 @@
                 <w:sz w:val="17"/>
                 <w:szCs w:val="17"/>
               </w:rPr>
-              <w:t>200 {token, role}; 401 E001; 423 E002</w:t>
+              <w:t>200 {hasUsers, recovery{needed, file, latestBackup}}</w:t>
             </w:r>
           </w:p>
         </w:tc>
@@ -23754,7 +25072,7 @@
                 <w:sz w:val="17"/>
                 <w:szCs w:val="17"/>
               </w:rPr>
-              <w:t>/api/patients</w:t>
+              <w:t>/api/setup</w:t>
             </w:r>
           </w:p>
         </w:tc>
@@ -23812,7 +25130,7 @@
                 <w:sz w:val="17"/>
                 <w:szCs w:val="17"/>
               </w:rPr>
-              <w:t>{name, dob, gender, phone, address, bloodGroup, confirmDuplicate}</w:t>
+              <w:t>{username, password} (first run only)</w:t>
             </w:r>
           </w:p>
         </w:tc>
@@ -23841,7 +25159,7 @@
                 <w:sz w:val="17"/>
                 <w:szCs w:val="17"/>
               </w:rPr>
-              <w:t>201 {patientId}; 400 E010; 409 E011</w:t>
+              <w:t>201 {userId}; E004 if users exist; E010</w:t>
             </w:r>
           </w:p>
         </w:tc>
@@ -23881,7 +25199,7 @@
                 <w:sz w:val="17"/>
                 <w:szCs w:val="17"/>
               </w:rPr>
-              <w:t>/api/patients?by=name&amp;q=ani&amp;page=1</w:t>
+              <w:t>/api/login</w:t>
             </w:r>
           </w:p>
         </w:tc>
@@ -23910,7 +25228,7 @@
                 <w:sz w:val="17"/>
                 <w:szCs w:val="17"/>
               </w:rPr>
-              <w:t>GET</w:t>
+              <w:t>POST</w:t>
             </w:r>
           </w:p>
         </w:tc>
@@ -23939,7 +25257,7 @@
                 <w:sz w:val="17"/>
                 <w:szCs w:val="17"/>
               </w:rPr>
-              <w:t>—</w:t>
+              <w:t>{username, password}</w:t>
             </w:r>
           </w:p>
         </w:tc>
@@ -23968,7 +25286,7 @@
                 <w:sz w:val="17"/>
                 <w:szCs w:val="17"/>
               </w:rPr>
-              <w:t>200 {items[≤20], hasNext}</w:t>
+              <w:t>200 {token, user{userId, username, role, doctorId, permissions}}; 401 E001; 423 E002</w:t>
             </w:r>
           </w:p>
         </w:tc>
@@ -24008,7 +25326,7 @@
                 <w:sz w:val="17"/>
                 <w:szCs w:val="17"/>
               </w:rPr>
-              <w:t>/api/appointments</w:t>
+              <w:t>/api/logout, /api/me</w:t>
             </w:r>
           </w:p>
         </w:tc>
@@ -24037,7 +25355,7 @@
                 <w:sz w:val="17"/>
                 <w:szCs w:val="17"/>
               </w:rPr>
-              <w:t>POST</w:t>
+              <w:t>POST, GET</w:t>
             </w:r>
           </w:p>
         </w:tc>
@@ -24066,7 +25384,7 @@
                 <w:sz w:val="17"/>
                 <w:szCs w:val="17"/>
               </w:rPr>
-              <w:t>{patientId, doctorId, slotStart}</w:t>
+              <w:t>token</w:t>
             </w:r>
           </w:p>
         </w:tc>
@@ -24095,7 +25413,7 @@
                 <w:sz w:val="17"/>
                 <w:szCs w:val="17"/>
               </w:rPr>
-              <w:t>201 {appointmentId}; 409 E030 {alternatives[3]}; 422 E031</w:t>
+              <w:t>200; 401 E003</w:t>
             </w:r>
           </w:p>
         </w:tc>
@@ -24135,7 +25453,7 @@
                 <w:sz w:val="17"/>
                 <w:szCs w:val="17"/>
               </w:rPr>
-              <w:t>/api/appointments/{id}/cancel</w:t>
+              <w:t>/api/password</w:t>
             </w:r>
           </w:p>
         </w:tc>
@@ -24193,7 +25511,7 @@
                 <w:sz w:val="17"/>
                 <w:szCs w:val="17"/>
               </w:rPr>
-              <w:t>—</w:t>
+              <w:t>{current, new}</w:t>
             </w:r>
           </w:p>
         </w:tc>
@@ -24222,7 +25540,7 @@
                 <w:sz w:val="17"/>
                 <w:szCs w:val="17"/>
               </w:rPr>
-              <w:t>200; 409 E032</w:t>
+              <w:t>200; 401 E001; 400 E010</w:t>
             </w:r>
           </w:p>
         </w:tc>
@@ -24262,7 +25580,7 @@
                 <w:sz w:val="17"/>
                 <w:szCs w:val="17"/>
               </w:rPr>
-              <w:t>/api/appointments/{id}/consultation</w:t>
+              <w:t>/api/users</w:t>
             </w:r>
           </w:p>
         </w:tc>
@@ -24291,7 +25609,7 @@
                 <w:sz w:val="17"/>
                 <w:szCs w:val="17"/>
               </w:rPr>
-              <w:t>POST</w:t>
+              <w:t>GET, POST</w:t>
             </w:r>
           </w:p>
         </w:tc>
@@ -24320,7 +25638,7 @@
                 <w:sz w:val="17"/>
                 <w:szCs w:val="17"/>
               </w:rPr>
-              <w:t>{diagnosis, items[], notes}</w:t>
+              <w:t>{username, password, role}</w:t>
             </w:r>
           </w:p>
         </w:tc>
@@ -24349,7 +25667,2039 @@
                 <w:sz w:val="17"/>
                 <w:szCs w:val="17"/>
               </w:rPr>
-              <w:t>201 {consultationId}; 403 E004</w:t>
+              <w:t>200 list / 201 {userId}; 403 E004; 409 E011</w:t>
+            </w:r>
+          </w:p>
+        </w:tc>
+      </w:tr>
+      <w:tr>
+        <w:tblPrEx>
+          <w:tblCellMar>
+            <w:top w:w="0" w:type="dxa"/>
+            <w:bottom w:w="0" w:type="dxa"/>
+          </w:tblCellMar>
+        </w:tblPrEx>
+        <w:trPr>
+          <w:cantSplit/>
+        </w:trPr>
+        <w:tc>
+          <w:tcPr>
+            <w:tcW w:w="2500" w:type="dxa"/>
+            <w:tcBorders>
+              <w:top w:val="single" w:sz="4" w:space="0" w:color="808080"/>
+              <w:left w:val="single" w:sz="4" w:space="0" w:color="808080"/>
+              <w:bottom w:val="single" w:sz="4" w:space="0" w:color="808080"/>
+              <w:right w:val="single" w:sz="4" w:space="0" w:color="808080"/>
+            </w:tcBorders>
+            <w:tcMar>
+              <w:top w:w="50" w:type="dxa"/>
+              <w:left w:w="90" w:type="dxa"/>
+              <w:bottom w:w="50" w:type="dxa"/>
+              <w:right w:w="90" w:type="dxa"/>
+            </w:tcMar>
+          </w:tcPr>
+          <w:p>
+            <w:pPr>
+              <w:spacing w:after="30"/>
+            </w:pPr>
+            <w:r>
+              <w:rPr>
+                <w:sz w:val="17"/>
+                <w:szCs w:val="17"/>
+              </w:rPr>
+              <w:t>/api/users/:id/status</w:t>
+            </w:r>
+          </w:p>
+        </w:tc>
+        <w:tc>
+          <w:tcPr>
+            <w:tcW w:w="1100" w:type="dxa"/>
+            <w:tcBorders>
+              <w:top w:val="single" w:sz="4" w:space="0" w:color="808080"/>
+              <w:left w:val="single" w:sz="4" w:space="0" w:color="808080"/>
+              <w:bottom w:val="single" w:sz="4" w:space="0" w:color="808080"/>
+              <w:right w:val="single" w:sz="4" w:space="0" w:color="808080"/>
+            </w:tcBorders>
+            <w:tcMar>
+              <w:top w:w="50" w:type="dxa"/>
+              <w:left w:w="90" w:type="dxa"/>
+              <w:bottom w:w="50" w:type="dxa"/>
+              <w:right w:w="90" w:type="dxa"/>
+            </w:tcMar>
+          </w:tcPr>
+          <w:p>
+            <w:pPr>
+              <w:spacing w:after="30"/>
+            </w:pPr>
+            <w:r>
+              <w:rPr>
+                <w:sz w:val="17"/>
+                <w:szCs w:val="17"/>
+              </w:rPr>
+              <w:t>POST</w:t>
+            </w:r>
+          </w:p>
+        </w:tc>
+        <w:tc>
+          <w:tcPr>
+            <w:tcW w:w="3300" w:type="dxa"/>
+            <w:tcBorders>
+              <w:top w:val="single" w:sz="4" w:space="0" w:color="808080"/>
+              <w:left w:val="single" w:sz="4" w:space="0" w:color="808080"/>
+              <w:bottom w:val="single" w:sz="4" w:space="0" w:color="808080"/>
+              <w:right w:val="single" w:sz="4" w:space="0" w:color="808080"/>
+            </w:tcBorders>
+            <w:tcMar>
+              <w:top w:w="50" w:type="dxa"/>
+              <w:left w:w="90" w:type="dxa"/>
+              <w:bottom w:w="50" w:type="dxa"/>
+              <w:right w:w="90" w:type="dxa"/>
+            </w:tcMar>
+          </w:tcPr>
+          <w:p>
+            <w:pPr>
+              <w:spacing w:after="30"/>
+            </w:pPr>
+            <w:r>
+              <w:rPr>
+                <w:sz w:val="17"/>
+                <w:szCs w:val="17"/>
+              </w:rPr>
+              <w:t>{active}</w:t>
+            </w:r>
+          </w:p>
+        </w:tc>
+        <w:tc>
+          <w:tcPr>
+            <w:tcW w:w="2846" w:type="dxa"/>
+            <w:tcBorders>
+              <w:top w:val="single" w:sz="4" w:space="0" w:color="808080"/>
+              <w:left w:val="single" w:sz="4" w:space="0" w:color="808080"/>
+              <w:bottom w:val="single" w:sz="4" w:space="0" w:color="808080"/>
+              <w:right w:val="single" w:sz="4" w:space="0" w:color="808080"/>
+            </w:tcBorders>
+            <w:tcMar>
+              <w:top w:w="50" w:type="dxa"/>
+              <w:left w:w="90" w:type="dxa"/>
+              <w:bottom w:w="50" w:type="dxa"/>
+              <w:right w:w="90" w:type="dxa"/>
+            </w:tcMar>
+          </w:tcPr>
+          <w:p>
+            <w:pPr>
+              <w:spacing w:after="30"/>
+            </w:pPr>
+            <w:r>
+              <w:rPr>
+                <w:sz w:val="17"/>
+                <w:szCs w:val="17"/>
+              </w:rPr>
+              <w:t>200; 404 E023</w:t>
+            </w:r>
+          </w:p>
+        </w:tc>
+      </w:tr>
+      <w:tr>
+        <w:tblPrEx>
+          <w:tblCellMar>
+            <w:top w:w="0" w:type="dxa"/>
+            <w:bottom w:w="0" w:type="dxa"/>
+          </w:tblCellMar>
+        </w:tblPrEx>
+        <w:trPr>
+          <w:cantSplit/>
+        </w:trPr>
+        <w:tc>
+          <w:tcPr>
+            <w:tcW w:w="2500" w:type="dxa"/>
+            <w:tcBorders>
+              <w:top w:val="single" w:sz="4" w:space="0" w:color="808080"/>
+              <w:left w:val="single" w:sz="4" w:space="0" w:color="808080"/>
+              <w:bottom w:val="single" w:sz="4" w:space="0" w:color="808080"/>
+              <w:right w:val="single" w:sz="4" w:space="0" w:color="808080"/>
+            </w:tcBorders>
+            <w:tcMar>
+              <w:top w:w="50" w:type="dxa"/>
+              <w:left w:w="90" w:type="dxa"/>
+              <w:bottom w:w="50" w:type="dxa"/>
+              <w:right w:w="90" w:type="dxa"/>
+            </w:tcMar>
+          </w:tcPr>
+          <w:p>
+            <w:pPr>
+              <w:spacing w:after="30"/>
+            </w:pPr>
+            <w:r>
+              <w:rPr>
+                <w:sz w:val="17"/>
+                <w:szCs w:val="17"/>
+              </w:rPr>
+              <w:t>/api/audit</w:t>
+            </w:r>
+          </w:p>
+        </w:tc>
+        <w:tc>
+          <w:tcPr>
+            <w:tcW w:w="1100" w:type="dxa"/>
+            <w:tcBorders>
+              <w:top w:val="single" w:sz="4" w:space="0" w:color="808080"/>
+              <w:left w:val="single" w:sz="4" w:space="0" w:color="808080"/>
+              <w:bottom w:val="single" w:sz="4" w:space="0" w:color="808080"/>
+              <w:right w:val="single" w:sz="4" w:space="0" w:color="808080"/>
+            </w:tcBorders>
+            <w:tcMar>
+              <w:top w:w="50" w:type="dxa"/>
+              <w:left w:w="90" w:type="dxa"/>
+              <w:bottom w:w="50" w:type="dxa"/>
+              <w:right w:w="90" w:type="dxa"/>
+            </w:tcMar>
+          </w:tcPr>
+          <w:p>
+            <w:pPr>
+              <w:spacing w:after="30"/>
+            </w:pPr>
+            <w:r>
+              <w:rPr>
+                <w:sz w:val="17"/>
+                <w:szCs w:val="17"/>
+              </w:rPr>
+              <w:t>GET</w:t>
+            </w:r>
+          </w:p>
+        </w:tc>
+        <w:tc>
+          <w:tcPr>
+            <w:tcW w:w="3300" w:type="dxa"/>
+            <w:tcBorders>
+              <w:top w:val="single" w:sz="4" w:space="0" w:color="808080"/>
+              <w:left w:val="single" w:sz="4" w:space="0" w:color="808080"/>
+              <w:bottom w:val="single" w:sz="4" w:space="0" w:color="808080"/>
+              <w:right w:val="single" w:sz="4" w:space="0" w:color="808080"/>
+            </w:tcBorders>
+            <w:tcMar>
+              <w:top w:w="50" w:type="dxa"/>
+              <w:left w:w="90" w:type="dxa"/>
+              <w:bottom w:w="50" w:type="dxa"/>
+              <w:right w:w="90" w:type="dxa"/>
+            </w:tcMar>
+          </w:tcPr>
+          <w:p>
+            <w:pPr>
+              <w:spacing w:after="30"/>
+            </w:pPr>
+            <w:r>
+              <w:rPr>
+                <w:sz w:val="17"/>
+                <w:szCs w:val="17"/>
+              </w:rPr>
+              <w:t>?from&amp;to&amp;username</w:t>
+            </w:r>
+          </w:p>
+        </w:tc>
+        <w:tc>
+          <w:tcPr>
+            <w:tcW w:w="2846" w:type="dxa"/>
+            <w:tcBorders>
+              <w:top w:val="single" w:sz="4" w:space="0" w:color="808080"/>
+              <w:left w:val="single" w:sz="4" w:space="0" w:color="808080"/>
+              <w:bottom w:val="single" w:sz="4" w:space="0" w:color="808080"/>
+              <w:right w:val="single" w:sz="4" w:space="0" w:color="808080"/>
+            </w:tcBorders>
+            <w:tcMar>
+              <w:top w:w="50" w:type="dxa"/>
+              <w:left w:w="90" w:type="dxa"/>
+              <w:bottom w:w="50" w:type="dxa"/>
+              <w:right w:w="90" w:type="dxa"/>
+            </w:tcMar>
+          </w:tcPr>
+          <w:p>
+            <w:pPr>
+              <w:spacing w:after="30"/>
+            </w:pPr>
+            <w:r>
+              <w:rPr>
+                <w:sz w:val="17"/>
+                <w:szCs w:val="17"/>
+              </w:rPr>
+              <w:t>200 entries; 400 E010; 404 E023</w:t>
+            </w:r>
+          </w:p>
+        </w:tc>
+      </w:tr>
+      <w:tr>
+        <w:tblPrEx>
+          <w:tblCellMar>
+            <w:top w:w="0" w:type="dxa"/>
+            <w:bottom w:w="0" w:type="dxa"/>
+          </w:tblCellMar>
+        </w:tblPrEx>
+        <w:trPr>
+          <w:cantSplit/>
+        </w:trPr>
+        <w:tc>
+          <w:tcPr>
+            <w:tcW w:w="2500" w:type="dxa"/>
+            <w:tcBorders>
+              <w:top w:val="single" w:sz="4" w:space="0" w:color="808080"/>
+              <w:left w:val="single" w:sz="4" w:space="0" w:color="808080"/>
+              <w:bottom w:val="single" w:sz="4" w:space="0" w:color="808080"/>
+              <w:right w:val="single" w:sz="4" w:space="0" w:color="808080"/>
+            </w:tcBorders>
+            <w:tcMar>
+              <w:top w:w="50" w:type="dxa"/>
+              <w:left w:w="90" w:type="dxa"/>
+              <w:bottom w:w="50" w:type="dxa"/>
+              <w:right w:w="90" w:type="dxa"/>
+            </w:tcMar>
+          </w:tcPr>
+          <w:p>
+            <w:pPr>
+              <w:spacing w:after="30"/>
+            </w:pPr>
+            <w:r>
+              <w:rPr>
+                <w:sz w:val="17"/>
+                <w:szCs w:val="17"/>
+              </w:rPr>
+              <w:t>/api/patients</w:t>
+            </w:r>
+          </w:p>
+        </w:tc>
+        <w:tc>
+          <w:tcPr>
+            <w:tcW w:w="1100" w:type="dxa"/>
+            <w:tcBorders>
+              <w:top w:val="single" w:sz="4" w:space="0" w:color="808080"/>
+              <w:left w:val="single" w:sz="4" w:space="0" w:color="808080"/>
+              <w:bottom w:val="single" w:sz="4" w:space="0" w:color="808080"/>
+              <w:right w:val="single" w:sz="4" w:space="0" w:color="808080"/>
+            </w:tcBorders>
+            <w:tcMar>
+              <w:top w:w="50" w:type="dxa"/>
+              <w:left w:w="90" w:type="dxa"/>
+              <w:bottom w:w="50" w:type="dxa"/>
+              <w:right w:w="90" w:type="dxa"/>
+            </w:tcMar>
+          </w:tcPr>
+          <w:p>
+            <w:pPr>
+              <w:spacing w:after="30"/>
+            </w:pPr>
+            <w:r>
+              <w:rPr>
+                <w:sz w:val="17"/>
+                <w:szCs w:val="17"/>
+              </w:rPr>
+              <w:t>GET, POST</w:t>
+            </w:r>
+          </w:p>
+        </w:tc>
+        <w:tc>
+          <w:tcPr>
+            <w:tcW w:w="3300" w:type="dxa"/>
+            <w:tcBorders>
+              <w:top w:val="single" w:sz="4" w:space="0" w:color="808080"/>
+              <w:left w:val="single" w:sz="4" w:space="0" w:color="808080"/>
+              <w:bottom w:val="single" w:sz="4" w:space="0" w:color="808080"/>
+              <w:right w:val="single" w:sz="4" w:space="0" w:color="808080"/>
+            </w:tcBorders>
+            <w:tcMar>
+              <w:top w:w="50" w:type="dxa"/>
+              <w:left w:w="90" w:type="dxa"/>
+              <w:bottom w:w="50" w:type="dxa"/>
+              <w:right w:w="90" w:type="dxa"/>
+            </w:tcMar>
+          </w:tcPr>
+          <w:p>
+            <w:pPr>
+              <w:spacing w:after="30"/>
+            </w:pPr>
+            <w:r>
+              <w:rPr>
+                <w:sz w:val="17"/>
+                <w:szCs w:val="17"/>
+              </w:rPr>
+              <w:t>?by=id|name|phone&amp;term&amp;page / {patient fields, confirmDuplicate}</w:t>
+            </w:r>
+          </w:p>
+        </w:tc>
+        <w:tc>
+          <w:tcPr>
+            <w:tcW w:w="2846" w:type="dxa"/>
+            <w:tcBorders>
+              <w:top w:val="single" w:sz="4" w:space="0" w:color="808080"/>
+              <w:left w:val="single" w:sz="4" w:space="0" w:color="808080"/>
+              <w:bottom w:val="single" w:sz="4" w:space="0" w:color="808080"/>
+              <w:right w:val="single" w:sz="4" w:space="0" w:color="808080"/>
+            </w:tcBorders>
+            <w:tcMar>
+              <w:top w:w="50" w:type="dxa"/>
+              <w:left w:w="90" w:type="dxa"/>
+              <w:bottom w:w="50" w:type="dxa"/>
+              <w:right w:w="90" w:type="dxa"/>
+            </w:tcMar>
+          </w:tcPr>
+          <w:p>
+            <w:pPr>
+              <w:spacing w:after="30"/>
+            </w:pPr>
+            <w:r>
+              <w:rPr>
+                <w:sz w:val="17"/>
+                <w:szCs w:val="17"/>
+              </w:rPr>
+              <w:t>200 {items, hasNext} / 201 patient; 409 E011 (details = existing ID)</w:t>
+            </w:r>
+          </w:p>
+        </w:tc>
+      </w:tr>
+      <w:tr>
+        <w:tblPrEx>
+          <w:tblCellMar>
+            <w:top w:w="0" w:type="dxa"/>
+            <w:bottom w:w="0" w:type="dxa"/>
+          </w:tblCellMar>
+        </w:tblPrEx>
+        <w:trPr>
+          <w:cantSplit/>
+        </w:trPr>
+        <w:tc>
+          <w:tcPr>
+            <w:tcW w:w="2500" w:type="dxa"/>
+            <w:tcBorders>
+              <w:top w:val="single" w:sz="4" w:space="0" w:color="808080"/>
+              <w:left w:val="single" w:sz="4" w:space="0" w:color="808080"/>
+              <w:bottom w:val="single" w:sz="4" w:space="0" w:color="808080"/>
+              <w:right w:val="single" w:sz="4" w:space="0" w:color="808080"/>
+            </w:tcBorders>
+            <w:tcMar>
+              <w:top w:w="50" w:type="dxa"/>
+              <w:left w:w="90" w:type="dxa"/>
+              <w:bottom w:w="50" w:type="dxa"/>
+              <w:right w:w="90" w:type="dxa"/>
+            </w:tcMar>
+          </w:tcPr>
+          <w:p>
+            <w:pPr>
+              <w:spacing w:after="30"/>
+            </w:pPr>
+            <w:r>
+              <w:rPr>
+                <w:sz w:val="17"/>
+                <w:szCs w:val="17"/>
+              </w:rPr>
+              <w:t>/api/patients/:id</w:t>
+            </w:r>
+          </w:p>
+        </w:tc>
+        <w:tc>
+          <w:tcPr>
+            <w:tcW w:w="1100" w:type="dxa"/>
+            <w:tcBorders>
+              <w:top w:val="single" w:sz="4" w:space="0" w:color="808080"/>
+              <w:left w:val="single" w:sz="4" w:space="0" w:color="808080"/>
+              <w:bottom w:val="single" w:sz="4" w:space="0" w:color="808080"/>
+              <w:right w:val="single" w:sz="4" w:space="0" w:color="808080"/>
+            </w:tcBorders>
+            <w:tcMar>
+              <w:top w:w="50" w:type="dxa"/>
+              <w:left w:w="90" w:type="dxa"/>
+              <w:bottom w:w="50" w:type="dxa"/>
+              <w:right w:w="90" w:type="dxa"/>
+            </w:tcMar>
+          </w:tcPr>
+          <w:p>
+            <w:pPr>
+              <w:spacing w:after="30"/>
+            </w:pPr>
+            <w:r>
+              <w:rPr>
+                <w:sz w:val="17"/>
+                <w:szCs w:val="17"/>
+              </w:rPr>
+              <w:t>GET, PUT</w:t>
+            </w:r>
+          </w:p>
+        </w:tc>
+        <w:tc>
+          <w:tcPr>
+            <w:tcW w:w="3300" w:type="dxa"/>
+            <w:tcBorders>
+              <w:top w:val="single" w:sz="4" w:space="0" w:color="808080"/>
+              <w:left w:val="single" w:sz="4" w:space="0" w:color="808080"/>
+              <w:bottom w:val="single" w:sz="4" w:space="0" w:color="808080"/>
+              <w:right w:val="single" w:sz="4" w:space="0" w:color="808080"/>
+            </w:tcBorders>
+            <w:tcMar>
+              <w:top w:w="50" w:type="dxa"/>
+              <w:left w:w="90" w:type="dxa"/>
+              <w:bottom w:w="50" w:type="dxa"/>
+              <w:right w:w="90" w:type="dxa"/>
+            </w:tcMar>
+          </w:tcPr>
+          <w:p>
+            <w:pPr>
+              <w:spacing w:after="30"/>
+            </w:pPr>
+            <w:r>
+              <w:rPr>
+                <w:sz w:val="17"/>
+                <w:szCs w:val="17"/>
+              </w:rPr>
+              <w:t>{fullName, phone, address, bloodGroup}</w:t>
+            </w:r>
+          </w:p>
+        </w:tc>
+        <w:tc>
+          <w:tcPr>
+            <w:tcW w:w="2846" w:type="dxa"/>
+            <w:tcBorders>
+              <w:top w:val="single" w:sz="4" w:space="0" w:color="808080"/>
+              <w:left w:val="single" w:sz="4" w:space="0" w:color="808080"/>
+              <w:bottom w:val="single" w:sz="4" w:space="0" w:color="808080"/>
+              <w:right w:val="single" w:sz="4" w:space="0" w:color="808080"/>
+            </w:tcBorders>
+            <w:tcMar>
+              <w:top w:w="50" w:type="dxa"/>
+              <w:left w:w="90" w:type="dxa"/>
+              <w:bottom w:w="50" w:type="dxa"/>
+              <w:right w:w="90" w:type="dxa"/>
+            </w:tcMar>
+          </w:tcPr>
+          <w:p>
+            <w:pPr>
+              <w:spacing w:after="30"/>
+            </w:pPr>
+            <w:r>
+              <w:rPr>
+                <w:sz w:val="17"/>
+                <w:szCs w:val="17"/>
+              </w:rPr>
+              <w:t>200 patient; 404 E020; 400 E010</w:t>
+            </w:r>
+          </w:p>
+        </w:tc>
+      </w:tr>
+      <w:tr>
+        <w:tblPrEx>
+          <w:tblCellMar>
+            <w:top w:w="0" w:type="dxa"/>
+            <w:bottom w:w="0" w:type="dxa"/>
+          </w:tblCellMar>
+        </w:tblPrEx>
+        <w:trPr>
+          <w:cantSplit/>
+        </w:trPr>
+        <w:tc>
+          <w:tcPr>
+            <w:tcW w:w="2500" w:type="dxa"/>
+            <w:tcBorders>
+              <w:top w:val="single" w:sz="4" w:space="0" w:color="808080"/>
+              <w:left w:val="single" w:sz="4" w:space="0" w:color="808080"/>
+              <w:bottom w:val="single" w:sz="4" w:space="0" w:color="808080"/>
+              <w:right w:val="single" w:sz="4" w:space="0" w:color="808080"/>
+            </w:tcBorders>
+            <w:tcMar>
+              <w:top w:w="50" w:type="dxa"/>
+              <w:left w:w="90" w:type="dxa"/>
+              <w:bottom w:w="50" w:type="dxa"/>
+              <w:right w:w="90" w:type="dxa"/>
+            </w:tcMar>
+          </w:tcPr>
+          <w:p>
+            <w:pPr>
+              <w:spacing w:after="30"/>
+            </w:pPr>
+            <w:r>
+              <w:rPr>
+                <w:sz w:val="17"/>
+                <w:szCs w:val="17"/>
+              </w:rPr>
+              <w:t>/api/patients/:id/deactivate</w:t>
+            </w:r>
+          </w:p>
+        </w:tc>
+        <w:tc>
+          <w:tcPr>
+            <w:tcW w:w="1100" w:type="dxa"/>
+            <w:tcBorders>
+              <w:top w:val="single" w:sz="4" w:space="0" w:color="808080"/>
+              <w:left w:val="single" w:sz="4" w:space="0" w:color="808080"/>
+              <w:bottom w:val="single" w:sz="4" w:space="0" w:color="808080"/>
+              <w:right w:val="single" w:sz="4" w:space="0" w:color="808080"/>
+            </w:tcBorders>
+            <w:tcMar>
+              <w:top w:w="50" w:type="dxa"/>
+              <w:left w:w="90" w:type="dxa"/>
+              <w:bottom w:w="50" w:type="dxa"/>
+              <w:right w:w="90" w:type="dxa"/>
+            </w:tcMar>
+          </w:tcPr>
+          <w:p>
+            <w:pPr>
+              <w:spacing w:after="30"/>
+            </w:pPr>
+            <w:r>
+              <w:rPr>
+                <w:sz w:val="17"/>
+                <w:szCs w:val="17"/>
+              </w:rPr>
+              <w:t>POST</w:t>
+            </w:r>
+          </w:p>
+        </w:tc>
+        <w:tc>
+          <w:tcPr>
+            <w:tcW w:w="3300" w:type="dxa"/>
+            <w:tcBorders>
+              <w:top w:val="single" w:sz="4" w:space="0" w:color="808080"/>
+              <w:left w:val="single" w:sz="4" w:space="0" w:color="808080"/>
+              <w:bottom w:val="single" w:sz="4" w:space="0" w:color="808080"/>
+              <w:right w:val="single" w:sz="4" w:space="0" w:color="808080"/>
+            </w:tcBorders>
+            <w:tcMar>
+              <w:top w:w="50" w:type="dxa"/>
+              <w:left w:w="90" w:type="dxa"/>
+              <w:bottom w:w="50" w:type="dxa"/>
+              <w:right w:w="90" w:type="dxa"/>
+            </w:tcMar>
+          </w:tcPr>
+          <w:p>
+            <w:pPr>
+              <w:spacing w:after="30"/>
+            </w:pPr>
+            <w:r>
+              <w:rPr>
+                <w:sz w:val="17"/>
+                <w:szCs w:val="17"/>
+              </w:rPr>
+              <w:t>—</w:t>
+            </w:r>
+          </w:p>
+        </w:tc>
+        <w:tc>
+          <w:tcPr>
+            <w:tcW w:w="2846" w:type="dxa"/>
+            <w:tcBorders>
+              <w:top w:val="single" w:sz="4" w:space="0" w:color="808080"/>
+              <w:left w:val="single" w:sz="4" w:space="0" w:color="808080"/>
+              <w:bottom w:val="single" w:sz="4" w:space="0" w:color="808080"/>
+              <w:right w:val="single" w:sz="4" w:space="0" w:color="808080"/>
+            </w:tcBorders>
+            <w:tcMar>
+              <w:top w:w="50" w:type="dxa"/>
+              <w:left w:w="90" w:type="dxa"/>
+              <w:bottom w:w="50" w:type="dxa"/>
+              <w:right w:w="90" w:type="dxa"/>
+            </w:tcMar>
+          </w:tcPr>
+          <w:p>
+            <w:pPr>
+              <w:spacing w:after="30"/>
+            </w:pPr>
+            <w:r>
+              <w:rPr>
+                <w:sz w:val="17"/>
+                <w:szCs w:val="17"/>
+              </w:rPr>
+              <w:t>200; 403 E004; 409 E032</w:t>
+            </w:r>
+          </w:p>
+        </w:tc>
+      </w:tr>
+      <w:tr>
+        <w:tblPrEx>
+          <w:tblCellMar>
+            <w:top w:w="0" w:type="dxa"/>
+            <w:bottom w:w="0" w:type="dxa"/>
+          </w:tblCellMar>
+        </w:tblPrEx>
+        <w:trPr>
+          <w:cantSplit/>
+        </w:trPr>
+        <w:tc>
+          <w:tcPr>
+            <w:tcW w:w="2500" w:type="dxa"/>
+            <w:tcBorders>
+              <w:top w:val="single" w:sz="4" w:space="0" w:color="808080"/>
+              <w:left w:val="single" w:sz="4" w:space="0" w:color="808080"/>
+              <w:bottom w:val="single" w:sz="4" w:space="0" w:color="808080"/>
+              <w:right w:val="single" w:sz="4" w:space="0" w:color="808080"/>
+            </w:tcBorders>
+            <w:tcMar>
+              <w:top w:w="50" w:type="dxa"/>
+              <w:left w:w="90" w:type="dxa"/>
+              <w:bottom w:w="50" w:type="dxa"/>
+              <w:right w:w="90" w:type="dxa"/>
+            </w:tcMar>
+          </w:tcPr>
+          <w:p>
+            <w:pPr>
+              <w:spacing w:after="30"/>
+            </w:pPr>
+            <w:r>
+              <w:rPr>
+                <w:sz w:val="17"/>
+                <w:szCs w:val="17"/>
+              </w:rPr>
+              <w:t>/api/doctors, /api/doctors/:id</w:t>
+            </w:r>
+          </w:p>
+        </w:tc>
+        <w:tc>
+          <w:tcPr>
+            <w:tcW w:w="1100" w:type="dxa"/>
+            <w:tcBorders>
+              <w:top w:val="single" w:sz="4" w:space="0" w:color="808080"/>
+              <w:left w:val="single" w:sz="4" w:space="0" w:color="808080"/>
+              <w:bottom w:val="single" w:sz="4" w:space="0" w:color="808080"/>
+              <w:right w:val="single" w:sz="4" w:space="0" w:color="808080"/>
+            </w:tcBorders>
+            <w:tcMar>
+              <w:top w:w="50" w:type="dxa"/>
+              <w:left w:w="90" w:type="dxa"/>
+              <w:bottom w:w="50" w:type="dxa"/>
+              <w:right w:w="90" w:type="dxa"/>
+            </w:tcMar>
+          </w:tcPr>
+          <w:p>
+            <w:pPr>
+              <w:spacing w:after="30"/>
+            </w:pPr>
+            <w:r>
+              <w:rPr>
+                <w:sz w:val="17"/>
+                <w:szCs w:val="17"/>
+              </w:rPr>
+              <w:t>GET, POST, PUT</w:t>
+            </w:r>
+          </w:p>
+        </w:tc>
+        <w:tc>
+          <w:tcPr>
+            <w:tcW w:w="3300" w:type="dxa"/>
+            <w:tcBorders>
+              <w:top w:val="single" w:sz="4" w:space="0" w:color="808080"/>
+              <w:left w:val="single" w:sz="4" w:space="0" w:color="808080"/>
+              <w:bottom w:val="single" w:sz="4" w:space="0" w:color="808080"/>
+              <w:right w:val="single" w:sz="4" w:space="0" w:color="808080"/>
+            </w:tcBorders>
+            <w:tcMar>
+              <w:top w:w="50" w:type="dxa"/>
+              <w:left w:w="90" w:type="dxa"/>
+              <w:bottom w:w="50" w:type="dxa"/>
+              <w:right w:w="90" w:type="dxa"/>
+            </w:tcMar>
+          </w:tcPr>
+          <w:p>
+            <w:pPr>
+              <w:spacing w:after="30"/>
+            </w:pPr>
+            <w:r>
+              <w:rPr>
+                <w:sz w:val="17"/>
+                <w:szCs w:val="17"/>
+              </w:rPr>
+              <w:t>?specialization / {fullName, specialization, department, userId}</w:t>
+            </w:r>
+          </w:p>
+        </w:tc>
+        <w:tc>
+          <w:tcPr>
+            <w:tcW w:w="2846" w:type="dxa"/>
+            <w:tcBorders>
+              <w:top w:val="single" w:sz="4" w:space="0" w:color="808080"/>
+              <w:left w:val="single" w:sz="4" w:space="0" w:color="808080"/>
+              <w:bottom w:val="single" w:sz="4" w:space="0" w:color="808080"/>
+              <w:right w:val="single" w:sz="4" w:space="0" w:color="808080"/>
+            </w:tcBorders>
+            <w:tcMar>
+              <w:top w:w="50" w:type="dxa"/>
+              <w:left w:w="90" w:type="dxa"/>
+              <w:bottom w:w="50" w:type="dxa"/>
+              <w:right w:w="90" w:type="dxa"/>
+            </w:tcMar>
+          </w:tcPr>
+          <w:p>
+            <w:pPr>
+              <w:spacing w:after="30"/>
+            </w:pPr>
+            <w:r>
+              <w:rPr>
+                <w:sz w:val="17"/>
+                <w:szCs w:val="17"/>
+              </w:rPr>
+              <w:t>200 / 201 doctor; 404 E021, E023</w:t>
+            </w:r>
+          </w:p>
+        </w:tc>
+      </w:tr>
+      <w:tr>
+        <w:tblPrEx>
+          <w:tblCellMar>
+            <w:top w:w="0" w:type="dxa"/>
+            <w:bottom w:w="0" w:type="dxa"/>
+          </w:tblCellMar>
+        </w:tblPrEx>
+        <w:trPr>
+          <w:cantSplit/>
+        </w:trPr>
+        <w:tc>
+          <w:tcPr>
+            <w:tcW w:w="2500" w:type="dxa"/>
+            <w:tcBorders>
+              <w:top w:val="single" w:sz="4" w:space="0" w:color="808080"/>
+              <w:left w:val="single" w:sz="4" w:space="0" w:color="808080"/>
+              <w:bottom w:val="single" w:sz="4" w:space="0" w:color="808080"/>
+              <w:right w:val="single" w:sz="4" w:space="0" w:color="808080"/>
+            </w:tcBorders>
+            <w:tcMar>
+              <w:top w:w="50" w:type="dxa"/>
+              <w:left w:w="90" w:type="dxa"/>
+              <w:bottom w:w="50" w:type="dxa"/>
+              <w:right w:w="90" w:type="dxa"/>
+            </w:tcMar>
+          </w:tcPr>
+          <w:p>
+            <w:pPr>
+              <w:spacing w:after="30"/>
+            </w:pPr>
+            <w:r>
+              <w:rPr>
+                <w:sz w:val="17"/>
+                <w:szCs w:val="17"/>
+              </w:rPr>
+              <w:t>/api/doctors/:id/availability</w:t>
+            </w:r>
+          </w:p>
+        </w:tc>
+        <w:tc>
+          <w:tcPr>
+            <w:tcW w:w="1100" w:type="dxa"/>
+            <w:tcBorders>
+              <w:top w:val="single" w:sz="4" w:space="0" w:color="808080"/>
+              <w:left w:val="single" w:sz="4" w:space="0" w:color="808080"/>
+              <w:bottom w:val="single" w:sz="4" w:space="0" w:color="808080"/>
+              <w:right w:val="single" w:sz="4" w:space="0" w:color="808080"/>
+            </w:tcBorders>
+            <w:tcMar>
+              <w:top w:w="50" w:type="dxa"/>
+              <w:left w:w="90" w:type="dxa"/>
+              <w:bottom w:w="50" w:type="dxa"/>
+              <w:right w:w="90" w:type="dxa"/>
+            </w:tcMar>
+          </w:tcPr>
+          <w:p>
+            <w:pPr>
+              <w:spacing w:after="30"/>
+            </w:pPr>
+            <w:r>
+              <w:rPr>
+                <w:sz w:val="17"/>
+                <w:szCs w:val="17"/>
+              </w:rPr>
+              <w:t>PUT</w:t>
+            </w:r>
+          </w:p>
+        </w:tc>
+        <w:tc>
+          <w:tcPr>
+            <w:tcW w:w="3300" w:type="dxa"/>
+            <w:tcBorders>
+              <w:top w:val="single" w:sz="4" w:space="0" w:color="808080"/>
+              <w:left w:val="single" w:sz="4" w:space="0" w:color="808080"/>
+              <w:bottom w:val="single" w:sz="4" w:space="0" w:color="808080"/>
+              <w:right w:val="single" w:sz="4" w:space="0" w:color="808080"/>
+            </w:tcBorders>
+            <w:tcMar>
+              <w:top w:w="50" w:type="dxa"/>
+              <w:left w:w="90" w:type="dxa"/>
+              <w:bottom w:w="50" w:type="dxa"/>
+              <w:right w:w="90" w:type="dxa"/>
+            </w:tcMar>
+          </w:tcPr>
+          <w:p>
+            <w:pPr>
+              <w:spacing w:after="30"/>
+            </w:pPr>
+            <w:r>
+              <w:rPr>
+                <w:sz w:val="17"/>
+                <w:szCs w:val="17"/>
+              </w:rPr>
+              <w:t>{windows:[{weekday, start, end}]}</w:t>
+            </w:r>
+          </w:p>
+        </w:tc>
+        <w:tc>
+          <w:tcPr>
+            <w:tcW w:w="2846" w:type="dxa"/>
+            <w:tcBorders>
+              <w:top w:val="single" w:sz="4" w:space="0" w:color="808080"/>
+              <w:left w:val="single" w:sz="4" w:space="0" w:color="808080"/>
+              <w:bottom w:val="single" w:sz="4" w:space="0" w:color="808080"/>
+              <w:right w:val="single" w:sz="4" w:space="0" w:color="808080"/>
+            </w:tcBorders>
+            <w:tcMar>
+              <w:top w:w="50" w:type="dxa"/>
+              <w:left w:w="90" w:type="dxa"/>
+              <w:bottom w:w="50" w:type="dxa"/>
+              <w:right w:w="90" w:type="dxa"/>
+            </w:tcMar>
+          </w:tcPr>
+          <w:p>
+            <w:pPr>
+              <w:spacing w:after="30"/>
+            </w:pPr>
+            <w:r>
+              <w:rPr>
+                <w:sz w:val="17"/>
+                <w:szCs w:val="17"/>
+              </w:rPr>
+              <w:t>200 doctor; 400 E010</w:t>
+            </w:r>
+          </w:p>
+        </w:tc>
+      </w:tr>
+      <w:tr>
+        <w:tblPrEx>
+          <w:tblCellMar>
+            <w:top w:w="0" w:type="dxa"/>
+            <w:bottom w:w="0" w:type="dxa"/>
+          </w:tblCellMar>
+        </w:tblPrEx>
+        <w:trPr>
+          <w:cantSplit/>
+        </w:trPr>
+        <w:tc>
+          <w:tcPr>
+            <w:tcW w:w="2500" w:type="dxa"/>
+            <w:tcBorders>
+              <w:top w:val="single" w:sz="4" w:space="0" w:color="808080"/>
+              <w:left w:val="single" w:sz="4" w:space="0" w:color="808080"/>
+              <w:bottom w:val="single" w:sz="4" w:space="0" w:color="808080"/>
+              <w:right w:val="single" w:sz="4" w:space="0" w:color="808080"/>
+            </w:tcBorders>
+            <w:tcMar>
+              <w:top w:w="50" w:type="dxa"/>
+              <w:left w:w="90" w:type="dxa"/>
+              <w:bottom w:w="50" w:type="dxa"/>
+              <w:right w:w="90" w:type="dxa"/>
+            </w:tcMar>
+          </w:tcPr>
+          <w:p>
+            <w:pPr>
+              <w:spacing w:after="30"/>
+            </w:pPr>
+            <w:r>
+              <w:rPr>
+                <w:sz w:val="17"/>
+                <w:szCs w:val="17"/>
+              </w:rPr>
+              <w:t>/api/appointments</w:t>
+            </w:r>
+          </w:p>
+        </w:tc>
+        <w:tc>
+          <w:tcPr>
+            <w:tcW w:w="1100" w:type="dxa"/>
+            <w:tcBorders>
+              <w:top w:val="single" w:sz="4" w:space="0" w:color="808080"/>
+              <w:left w:val="single" w:sz="4" w:space="0" w:color="808080"/>
+              <w:bottom w:val="single" w:sz="4" w:space="0" w:color="808080"/>
+              <w:right w:val="single" w:sz="4" w:space="0" w:color="808080"/>
+            </w:tcBorders>
+            <w:tcMar>
+              <w:top w:w="50" w:type="dxa"/>
+              <w:left w:w="90" w:type="dxa"/>
+              <w:bottom w:w="50" w:type="dxa"/>
+              <w:right w:w="90" w:type="dxa"/>
+            </w:tcMar>
+          </w:tcPr>
+          <w:p>
+            <w:pPr>
+              <w:spacing w:after="30"/>
+            </w:pPr>
+            <w:r>
+              <w:rPr>
+                <w:sz w:val="17"/>
+                <w:szCs w:val="17"/>
+              </w:rPr>
+              <w:t>GET, POST</w:t>
+            </w:r>
+          </w:p>
+        </w:tc>
+        <w:tc>
+          <w:tcPr>
+            <w:tcW w:w="3300" w:type="dxa"/>
+            <w:tcBorders>
+              <w:top w:val="single" w:sz="4" w:space="0" w:color="808080"/>
+              <w:left w:val="single" w:sz="4" w:space="0" w:color="808080"/>
+              <w:bottom w:val="single" w:sz="4" w:space="0" w:color="808080"/>
+              <w:right w:val="single" w:sz="4" w:space="0" w:color="808080"/>
+            </w:tcBorders>
+            <w:tcMar>
+              <w:top w:w="50" w:type="dxa"/>
+              <w:left w:w="90" w:type="dxa"/>
+              <w:bottom w:w="50" w:type="dxa"/>
+              <w:right w:w="90" w:type="dxa"/>
+            </w:tcMar>
+          </w:tcPr>
+          <w:p>
+            <w:pPr>
+              <w:spacing w:after="30"/>
+            </w:pPr>
+            <w:r>
+              <w:rPr>
+                <w:sz w:val="17"/>
+                <w:szCs w:val="17"/>
+              </w:rPr>
+              <w:t>?patientId / {patientId, doctorId, slot}</w:t>
+            </w:r>
+          </w:p>
+        </w:tc>
+        <w:tc>
+          <w:tcPr>
+            <w:tcW w:w="2846" w:type="dxa"/>
+            <w:tcBorders>
+              <w:top w:val="single" w:sz="4" w:space="0" w:color="808080"/>
+              <w:left w:val="single" w:sz="4" w:space="0" w:color="808080"/>
+              <w:bottom w:val="single" w:sz="4" w:space="0" w:color="808080"/>
+              <w:right w:val="single" w:sz="4" w:space="0" w:color="808080"/>
+            </w:tcBorders>
+            <w:tcMar>
+              <w:top w:w="50" w:type="dxa"/>
+              <w:left w:w="90" w:type="dxa"/>
+              <w:bottom w:w="50" w:type="dxa"/>
+              <w:right w:w="90" w:type="dxa"/>
+            </w:tcMar>
+          </w:tcPr>
+          <w:p>
+            <w:pPr>
+              <w:spacing w:after="30"/>
+            </w:pPr>
+            <w:r>
+              <w:rPr>
+                <w:sz w:val="17"/>
+                <w:szCs w:val="17"/>
+              </w:rPr>
+              <w:t>200 list / 201 appointment; 409 E030, E031 (details = next 3 free slots), E025</w:t>
+            </w:r>
+          </w:p>
+        </w:tc>
+      </w:tr>
+      <w:tr>
+        <w:tblPrEx>
+          <w:tblCellMar>
+            <w:top w:w="0" w:type="dxa"/>
+            <w:bottom w:w="0" w:type="dxa"/>
+          </w:tblCellMar>
+        </w:tblPrEx>
+        <w:trPr>
+          <w:cantSplit/>
+        </w:trPr>
+        <w:tc>
+          <w:tcPr>
+            <w:tcW w:w="2500" w:type="dxa"/>
+            <w:tcBorders>
+              <w:top w:val="single" w:sz="4" w:space="0" w:color="808080"/>
+              <w:left w:val="single" w:sz="4" w:space="0" w:color="808080"/>
+              <w:bottom w:val="single" w:sz="4" w:space="0" w:color="808080"/>
+              <w:right w:val="single" w:sz="4" w:space="0" w:color="808080"/>
+            </w:tcBorders>
+            <w:tcMar>
+              <w:top w:w="50" w:type="dxa"/>
+              <w:left w:w="90" w:type="dxa"/>
+              <w:bottom w:w="50" w:type="dxa"/>
+              <w:right w:w="90" w:type="dxa"/>
+            </w:tcMar>
+          </w:tcPr>
+          <w:p>
+            <w:pPr>
+              <w:spacing w:after="30"/>
+            </w:pPr>
+            <w:r>
+              <w:rPr>
+                <w:sz w:val="17"/>
+                <w:szCs w:val="17"/>
+              </w:rPr>
+              <w:t>/api/appointments/:id/cancel | /no-show | /reschedule</w:t>
+            </w:r>
+          </w:p>
+        </w:tc>
+        <w:tc>
+          <w:tcPr>
+            <w:tcW w:w="1100" w:type="dxa"/>
+            <w:tcBorders>
+              <w:top w:val="single" w:sz="4" w:space="0" w:color="808080"/>
+              <w:left w:val="single" w:sz="4" w:space="0" w:color="808080"/>
+              <w:bottom w:val="single" w:sz="4" w:space="0" w:color="808080"/>
+              <w:right w:val="single" w:sz="4" w:space="0" w:color="808080"/>
+            </w:tcBorders>
+            <w:tcMar>
+              <w:top w:w="50" w:type="dxa"/>
+              <w:left w:w="90" w:type="dxa"/>
+              <w:bottom w:w="50" w:type="dxa"/>
+              <w:right w:w="90" w:type="dxa"/>
+            </w:tcMar>
+          </w:tcPr>
+          <w:p>
+            <w:pPr>
+              <w:spacing w:after="30"/>
+            </w:pPr>
+            <w:r>
+              <w:rPr>
+                <w:sz w:val="17"/>
+                <w:szCs w:val="17"/>
+              </w:rPr>
+              <w:t>POST</w:t>
+            </w:r>
+          </w:p>
+        </w:tc>
+        <w:tc>
+          <w:tcPr>
+            <w:tcW w:w="3300" w:type="dxa"/>
+            <w:tcBorders>
+              <w:top w:val="single" w:sz="4" w:space="0" w:color="808080"/>
+              <w:left w:val="single" w:sz="4" w:space="0" w:color="808080"/>
+              <w:bottom w:val="single" w:sz="4" w:space="0" w:color="808080"/>
+              <w:right w:val="single" w:sz="4" w:space="0" w:color="808080"/>
+            </w:tcBorders>
+            <w:tcMar>
+              <w:top w:w="50" w:type="dxa"/>
+              <w:left w:w="90" w:type="dxa"/>
+              <w:bottom w:w="50" w:type="dxa"/>
+              <w:right w:w="90" w:type="dxa"/>
+            </w:tcMar>
+          </w:tcPr>
+          <w:p>
+            <w:pPr>
+              <w:spacing w:after="30"/>
+            </w:pPr>
+            <w:r>
+              <w:rPr>
+                <w:sz w:val="17"/>
+                <w:szCs w:val="17"/>
+              </w:rPr>
+              <w:t>— / — / {doctorId, slot}</w:t>
+            </w:r>
+          </w:p>
+        </w:tc>
+        <w:tc>
+          <w:tcPr>
+            <w:tcW w:w="2846" w:type="dxa"/>
+            <w:tcBorders>
+              <w:top w:val="single" w:sz="4" w:space="0" w:color="808080"/>
+              <w:left w:val="single" w:sz="4" w:space="0" w:color="808080"/>
+              <w:bottom w:val="single" w:sz="4" w:space="0" w:color="808080"/>
+              <w:right w:val="single" w:sz="4" w:space="0" w:color="808080"/>
+            </w:tcBorders>
+            <w:tcMar>
+              <w:top w:w="50" w:type="dxa"/>
+              <w:left w:w="90" w:type="dxa"/>
+              <w:bottom w:w="50" w:type="dxa"/>
+              <w:right w:w="90" w:type="dxa"/>
+            </w:tcMar>
+          </w:tcPr>
+          <w:p>
+            <w:pPr>
+              <w:spacing w:after="30"/>
+            </w:pPr>
+            <w:r>
+              <w:rPr>
+                <w:sz w:val="17"/>
+                <w:szCs w:val="17"/>
+              </w:rPr>
+              <w:t>200 appointment; 409 E032, E030</w:t>
+            </w:r>
+          </w:p>
+        </w:tc>
+      </w:tr>
+      <w:tr>
+        <w:tblPrEx>
+          <w:tblCellMar>
+            <w:top w:w="0" w:type="dxa"/>
+            <w:bottom w:w="0" w:type="dxa"/>
+          </w:tblCellMar>
+        </w:tblPrEx>
+        <w:trPr>
+          <w:cantSplit/>
+        </w:trPr>
+        <w:tc>
+          <w:tcPr>
+            <w:tcW w:w="2500" w:type="dxa"/>
+            <w:tcBorders>
+              <w:top w:val="single" w:sz="4" w:space="0" w:color="808080"/>
+              <w:left w:val="single" w:sz="4" w:space="0" w:color="808080"/>
+              <w:bottom w:val="single" w:sz="4" w:space="0" w:color="808080"/>
+              <w:right w:val="single" w:sz="4" w:space="0" w:color="808080"/>
+            </w:tcBorders>
+            <w:tcMar>
+              <w:top w:w="50" w:type="dxa"/>
+              <w:left w:w="90" w:type="dxa"/>
+              <w:bottom w:w="50" w:type="dxa"/>
+              <w:right w:w="90" w:type="dxa"/>
+            </w:tcMar>
+          </w:tcPr>
+          <w:p>
+            <w:pPr>
+              <w:spacing w:after="30"/>
+            </w:pPr>
+            <w:r>
+              <w:rPr>
+                <w:sz w:val="17"/>
+                <w:szCs w:val="17"/>
+              </w:rPr>
+              <w:t>/api/schedule</w:t>
+            </w:r>
+          </w:p>
+        </w:tc>
+        <w:tc>
+          <w:tcPr>
+            <w:tcW w:w="1100" w:type="dxa"/>
+            <w:tcBorders>
+              <w:top w:val="single" w:sz="4" w:space="0" w:color="808080"/>
+              <w:left w:val="single" w:sz="4" w:space="0" w:color="808080"/>
+              <w:bottom w:val="single" w:sz="4" w:space="0" w:color="808080"/>
+              <w:right w:val="single" w:sz="4" w:space="0" w:color="808080"/>
+            </w:tcBorders>
+            <w:tcMar>
+              <w:top w:w="50" w:type="dxa"/>
+              <w:left w:w="90" w:type="dxa"/>
+              <w:bottom w:w="50" w:type="dxa"/>
+              <w:right w:w="90" w:type="dxa"/>
+            </w:tcMar>
+          </w:tcPr>
+          <w:p>
+            <w:pPr>
+              <w:spacing w:after="30"/>
+            </w:pPr>
+            <w:r>
+              <w:rPr>
+                <w:sz w:val="17"/>
+                <w:szCs w:val="17"/>
+              </w:rPr>
+              <w:t>GET</w:t>
+            </w:r>
+          </w:p>
+        </w:tc>
+        <w:tc>
+          <w:tcPr>
+            <w:tcW w:w="3300" w:type="dxa"/>
+            <w:tcBorders>
+              <w:top w:val="single" w:sz="4" w:space="0" w:color="808080"/>
+              <w:left w:val="single" w:sz="4" w:space="0" w:color="808080"/>
+              <w:bottom w:val="single" w:sz="4" w:space="0" w:color="808080"/>
+              <w:right w:val="single" w:sz="4" w:space="0" w:color="808080"/>
+            </w:tcBorders>
+            <w:tcMar>
+              <w:top w:w="50" w:type="dxa"/>
+              <w:left w:w="90" w:type="dxa"/>
+              <w:bottom w:w="50" w:type="dxa"/>
+              <w:right w:w="90" w:type="dxa"/>
+            </w:tcMar>
+          </w:tcPr>
+          <w:p>
+            <w:pPr>
+              <w:spacing w:after="30"/>
+            </w:pPr>
+            <w:r>
+              <w:rPr>
+                <w:sz w:val="17"/>
+                <w:szCs w:val="17"/>
+              </w:rPr>
+              <w:t>?doctorId&amp;date</w:t>
+            </w:r>
+          </w:p>
+        </w:tc>
+        <w:tc>
+          <w:tcPr>
+            <w:tcW w:w="2846" w:type="dxa"/>
+            <w:tcBorders>
+              <w:top w:val="single" w:sz="4" w:space="0" w:color="808080"/>
+              <w:left w:val="single" w:sz="4" w:space="0" w:color="808080"/>
+              <w:bottom w:val="single" w:sz="4" w:space="0" w:color="808080"/>
+              <w:right w:val="single" w:sz="4" w:space="0" w:color="808080"/>
+            </w:tcBorders>
+            <w:tcMar>
+              <w:top w:w="50" w:type="dxa"/>
+              <w:left w:w="90" w:type="dxa"/>
+              <w:bottom w:w="50" w:type="dxa"/>
+              <w:right w:w="90" w:type="dxa"/>
+            </w:tcMar>
+          </w:tcPr>
+          <w:p>
+            <w:pPr>
+              <w:spacing w:after="30"/>
+            </w:pPr>
+            <w:r>
+              <w:rPr>
+                <w:sz w:val="17"/>
+                <w:szCs w:val="17"/>
+              </w:rPr>
+              <w:t>200 {appointments}; 403 E004 (other doctor)</w:t>
+            </w:r>
+          </w:p>
+        </w:tc>
+      </w:tr>
+      <w:tr>
+        <w:tblPrEx>
+          <w:tblCellMar>
+            <w:top w:w="0" w:type="dxa"/>
+            <w:bottom w:w="0" w:type="dxa"/>
+          </w:tblCellMar>
+        </w:tblPrEx>
+        <w:trPr>
+          <w:cantSplit/>
+        </w:trPr>
+        <w:tc>
+          <w:tcPr>
+            <w:tcW w:w="2500" w:type="dxa"/>
+            <w:tcBorders>
+              <w:top w:val="single" w:sz="4" w:space="0" w:color="808080"/>
+              <w:left w:val="single" w:sz="4" w:space="0" w:color="808080"/>
+              <w:bottom w:val="single" w:sz="4" w:space="0" w:color="808080"/>
+              <w:right w:val="single" w:sz="4" w:space="0" w:color="808080"/>
+            </w:tcBorders>
+            <w:tcMar>
+              <w:top w:w="50" w:type="dxa"/>
+              <w:left w:w="90" w:type="dxa"/>
+              <w:bottom w:w="50" w:type="dxa"/>
+              <w:right w:w="90" w:type="dxa"/>
+            </w:tcMar>
+          </w:tcPr>
+          <w:p>
+            <w:pPr>
+              <w:spacing w:after="30"/>
+            </w:pPr>
+            <w:r>
+              <w:rPr>
+                <w:sz w:val="17"/>
+                <w:szCs w:val="17"/>
+              </w:rPr>
+              <w:t>/api/consultations/prepare</w:t>
+            </w:r>
+          </w:p>
+        </w:tc>
+        <w:tc>
+          <w:tcPr>
+            <w:tcW w:w="1100" w:type="dxa"/>
+            <w:tcBorders>
+              <w:top w:val="single" w:sz="4" w:space="0" w:color="808080"/>
+              <w:left w:val="single" w:sz="4" w:space="0" w:color="808080"/>
+              <w:bottom w:val="single" w:sz="4" w:space="0" w:color="808080"/>
+              <w:right w:val="single" w:sz="4" w:space="0" w:color="808080"/>
+            </w:tcBorders>
+            <w:tcMar>
+              <w:top w:w="50" w:type="dxa"/>
+              <w:left w:w="90" w:type="dxa"/>
+              <w:bottom w:w="50" w:type="dxa"/>
+              <w:right w:w="90" w:type="dxa"/>
+            </w:tcMar>
+          </w:tcPr>
+          <w:p>
+            <w:pPr>
+              <w:spacing w:after="30"/>
+            </w:pPr>
+            <w:r>
+              <w:rPr>
+                <w:sz w:val="17"/>
+                <w:szCs w:val="17"/>
+              </w:rPr>
+              <w:t>GET</w:t>
+            </w:r>
+          </w:p>
+        </w:tc>
+        <w:tc>
+          <w:tcPr>
+            <w:tcW w:w="3300" w:type="dxa"/>
+            <w:tcBorders>
+              <w:top w:val="single" w:sz="4" w:space="0" w:color="808080"/>
+              <w:left w:val="single" w:sz="4" w:space="0" w:color="808080"/>
+              <w:bottom w:val="single" w:sz="4" w:space="0" w:color="808080"/>
+              <w:right w:val="single" w:sz="4" w:space="0" w:color="808080"/>
+            </w:tcBorders>
+            <w:tcMar>
+              <w:top w:w="50" w:type="dxa"/>
+              <w:left w:w="90" w:type="dxa"/>
+              <w:bottom w:w="50" w:type="dxa"/>
+              <w:right w:w="90" w:type="dxa"/>
+            </w:tcMar>
+          </w:tcPr>
+          <w:p>
+            <w:pPr>
+              <w:spacing w:after="30"/>
+            </w:pPr>
+            <w:r>
+              <w:rPr>
+                <w:sz w:val="17"/>
+                <w:szCs w:val="17"/>
+              </w:rPr>
+              <w:t>?appointmentId</w:t>
+            </w:r>
+          </w:p>
+        </w:tc>
+        <w:tc>
+          <w:tcPr>
+            <w:tcW w:w="2846" w:type="dxa"/>
+            <w:tcBorders>
+              <w:top w:val="single" w:sz="4" w:space="0" w:color="808080"/>
+              <w:left w:val="single" w:sz="4" w:space="0" w:color="808080"/>
+              <w:bottom w:val="single" w:sz="4" w:space="0" w:color="808080"/>
+              <w:right w:val="single" w:sz="4" w:space="0" w:color="808080"/>
+            </w:tcBorders>
+            <w:tcMar>
+              <w:top w:w="50" w:type="dxa"/>
+              <w:left w:w="90" w:type="dxa"/>
+              <w:bottom w:w="50" w:type="dxa"/>
+              <w:right w:w="90" w:type="dxa"/>
+            </w:tcMar>
+          </w:tcPr>
+          <w:p>
+            <w:pPr>
+              <w:spacing w:after="30"/>
+            </w:pPr>
+            <w:r>
+              <w:rPr>
+                <w:sz w:val="17"/>
+                <w:szCs w:val="17"/>
+              </w:rPr>
+              <w:t>200 {patientId, fullName, age}; 403; 409 E032</w:t>
+            </w:r>
+          </w:p>
+        </w:tc>
+      </w:tr>
+      <w:tr>
+        <w:tblPrEx>
+          <w:tblCellMar>
+            <w:top w:w="0" w:type="dxa"/>
+            <w:bottom w:w="0" w:type="dxa"/>
+          </w:tblCellMar>
+        </w:tblPrEx>
+        <w:trPr>
+          <w:cantSplit/>
+        </w:trPr>
+        <w:tc>
+          <w:tcPr>
+            <w:tcW w:w="2500" w:type="dxa"/>
+            <w:tcBorders>
+              <w:top w:val="single" w:sz="4" w:space="0" w:color="808080"/>
+              <w:left w:val="single" w:sz="4" w:space="0" w:color="808080"/>
+              <w:bottom w:val="single" w:sz="4" w:space="0" w:color="808080"/>
+              <w:right w:val="single" w:sz="4" w:space="0" w:color="808080"/>
+            </w:tcBorders>
+            <w:tcMar>
+              <w:top w:w="50" w:type="dxa"/>
+              <w:left w:w="90" w:type="dxa"/>
+              <w:bottom w:w="50" w:type="dxa"/>
+              <w:right w:w="90" w:type="dxa"/>
+            </w:tcMar>
+          </w:tcPr>
+          <w:p>
+            <w:pPr>
+              <w:spacing w:after="30"/>
+            </w:pPr>
+            <w:r>
+              <w:rPr>
+                <w:sz w:val="17"/>
+                <w:szCs w:val="17"/>
+              </w:rPr>
+              <w:t>/api/consultations</w:t>
+            </w:r>
+          </w:p>
+        </w:tc>
+        <w:tc>
+          <w:tcPr>
+            <w:tcW w:w="1100" w:type="dxa"/>
+            <w:tcBorders>
+              <w:top w:val="single" w:sz="4" w:space="0" w:color="808080"/>
+              <w:left w:val="single" w:sz="4" w:space="0" w:color="808080"/>
+              <w:bottom w:val="single" w:sz="4" w:space="0" w:color="808080"/>
+              <w:right w:val="single" w:sz="4" w:space="0" w:color="808080"/>
+            </w:tcBorders>
+            <w:tcMar>
+              <w:top w:w="50" w:type="dxa"/>
+              <w:left w:w="90" w:type="dxa"/>
+              <w:bottom w:w="50" w:type="dxa"/>
+              <w:right w:w="90" w:type="dxa"/>
+            </w:tcMar>
+          </w:tcPr>
+          <w:p>
+            <w:pPr>
+              <w:spacing w:after="30"/>
+            </w:pPr>
+            <w:r>
+              <w:rPr>
+                <w:sz w:val="17"/>
+                <w:szCs w:val="17"/>
+              </w:rPr>
+              <w:t>GET, POST</w:t>
+            </w:r>
+          </w:p>
+        </w:tc>
+        <w:tc>
+          <w:tcPr>
+            <w:tcW w:w="3300" w:type="dxa"/>
+            <w:tcBorders>
+              <w:top w:val="single" w:sz="4" w:space="0" w:color="808080"/>
+              <w:left w:val="single" w:sz="4" w:space="0" w:color="808080"/>
+              <w:bottom w:val="single" w:sz="4" w:space="0" w:color="808080"/>
+              <w:right w:val="single" w:sz="4" w:space="0" w:color="808080"/>
+            </w:tcBorders>
+            <w:tcMar>
+              <w:top w:w="50" w:type="dxa"/>
+              <w:left w:w="90" w:type="dxa"/>
+              <w:bottom w:w="50" w:type="dxa"/>
+              <w:right w:w="90" w:type="dxa"/>
+            </w:tcMar>
+          </w:tcPr>
+          <w:p>
+            <w:pPr>
+              <w:spacing w:after="30"/>
+            </w:pPr>
+            <w:r>
+              <w:rPr>
+                <w:sz w:val="17"/>
+                <w:szCs w:val="17"/>
+              </w:rPr>
+              <w:t>?patientId / {appointmentId, diagnosis, items, notes, confirmed}</w:t>
+            </w:r>
+          </w:p>
+        </w:tc>
+        <w:tc>
+          <w:tcPr>
+            <w:tcW w:w="2846" w:type="dxa"/>
+            <w:tcBorders>
+              <w:top w:val="single" w:sz="4" w:space="0" w:color="808080"/>
+              <w:left w:val="single" w:sz="4" w:space="0" w:color="808080"/>
+              <w:bottom w:val="single" w:sz="4" w:space="0" w:color="808080"/>
+              <w:right w:val="single" w:sz="4" w:space="0" w:color="808080"/>
+            </w:tcBorders>
+            <w:tcMar>
+              <w:top w:w="50" w:type="dxa"/>
+              <w:left w:w="90" w:type="dxa"/>
+              <w:bottom w:w="50" w:type="dxa"/>
+              <w:right w:w="90" w:type="dxa"/>
+            </w:tcMar>
+          </w:tcPr>
+          <w:p>
+            <w:pPr>
+              <w:spacing w:after="30"/>
+            </w:pPr>
+            <w:r>
+              <w:rPr>
+                <w:sz w:val="17"/>
+                <w:szCs w:val="17"/>
+              </w:rPr>
+              <w:t>200 history / 201 {consultId}; 403 E004; 400 E010</w:t>
+            </w:r>
+          </w:p>
+        </w:tc>
+      </w:tr>
+      <w:tr>
+        <w:tblPrEx>
+          <w:tblCellMar>
+            <w:top w:w="0" w:type="dxa"/>
+            <w:bottom w:w="0" w:type="dxa"/>
+          </w:tblCellMar>
+        </w:tblPrEx>
+        <w:trPr>
+          <w:cantSplit/>
+        </w:trPr>
+        <w:tc>
+          <w:tcPr>
+            <w:tcW w:w="2500" w:type="dxa"/>
+            <w:tcBorders>
+              <w:top w:val="single" w:sz="4" w:space="0" w:color="808080"/>
+              <w:left w:val="single" w:sz="4" w:space="0" w:color="808080"/>
+              <w:bottom w:val="single" w:sz="4" w:space="0" w:color="808080"/>
+              <w:right w:val="single" w:sz="4" w:space="0" w:color="808080"/>
+            </w:tcBorders>
+            <w:tcMar>
+              <w:top w:w="50" w:type="dxa"/>
+              <w:left w:w="90" w:type="dxa"/>
+              <w:bottom w:w="50" w:type="dxa"/>
+              <w:right w:w="90" w:type="dxa"/>
+            </w:tcMar>
+          </w:tcPr>
+          <w:p>
+            <w:pPr>
+              <w:spacing w:after="30"/>
+            </w:pPr>
+            <w:r>
+              <w:rPr>
+                <w:sz w:val="17"/>
+                <w:szCs w:val="17"/>
+              </w:rPr>
+              <w:t>/api/consultations/:id/addenda</w:t>
+            </w:r>
+          </w:p>
+        </w:tc>
+        <w:tc>
+          <w:tcPr>
+            <w:tcW w:w="1100" w:type="dxa"/>
+            <w:tcBorders>
+              <w:top w:val="single" w:sz="4" w:space="0" w:color="808080"/>
+              <w:left w:val="single" w:sz="4" w:space="0" w:color="808080"/>
+              <w:bottom w:val="single" w:sz="4" w:space="0" w:color="808080"/>
+              <w:right w:val="single" w:sz="4" w:space="0" w:color="808080"/>
+            </w:tcBorders>
+            <w:tcMar>
+              <w:top w:w="50" w:type="dxa"/>
+              <w:left w:w="90" w:type="dxa"/>
+              <w:bottom w:w="50" w:type="dxa"/>
+              <w:right w:w="90" w:type="dxa"/>
+            </w:tcMar>
+          </w:tcPr>
+          <w:p>
+            <w:pPr>
+              <w:spacing w:after="30"/>
+            </w:pPr>
+            <w:r>
+              <w:rPr>
+                <w:sz w:val="17"/>
+                <w:szCs w:val="17"/>
+              </w:rPr>
+              <w:t>POST</w:t>
+            </w:r>
+          </w:p>
+        </w:tc>
+        <w:tc>
+          <w:tcPr>
+            <w:tcW w:w="3300" w:type="dxa"/>
+            <w:tcBorders>
+              <w:top w:val="single" w:sz="4" w:space="0" w:color="808080"/>
+              <w:left w:val="single" w:sz="4" w:space="0" w:color="808080"/>
+              <w:bottom w:val="single" w:sz="4" w:space="0" w:color="808080"/>
+              <w:right w:val="single" w:sz="4" w:space="0" w:color="808080"/>
+            </w:tcBorders>
+            <w:tcMar>
+              <w:top w:w="50" w:type="dxa"/>
+              <w:left w:w="90" w:type="dxa"/>
+              <w:bottom w:w="50" w:type="dxa"/>
+              <w:right w:w="90" w:type="dxa"/>
+            </w:tcMar>
+          </w:tcPr>
+          <w:p>
+            <w:pPr>
+              <w:spacing w:after="30"/>
+            </w:pPr>
+            <w:r>
+              <w:rPr>
+                <w:sz w:val="17"/>
+                <w:szCs w:val="17"/>
+              </w:rPr>
+              <w:t>{text}</w:t>
+            </w:r>
+          </w:p>
+        </w:tc>
+        <w:tc>
+          <w:tcPr>
+            <w:tcW w:w="2846" w:type="dxa"/>
+            <w:tcBorders>
+              <w:top w:val="single" w:sz="4" w:space="0" w:color="808080"/>
+              <w:left w:val="single" w:sz="4" w:space="0" w:color="808080"/>
+              <w:bottom w:val="single" w:sz="4" w:space="0" w:color="808080"/>
+              <w:right w:val="single" w:sz="4" w:space="0" w:color="808080"/>
+            </w:tcBorders>
+            <w:tcMar>
+              <w:top w:w="50" w:type="dxa"/>
+              <w:left w:w="90" w:type="dxa"/>
+              <w:bottom w:w="50" w:type="dxa"/>
+              <w:right w:w="90" w:type="dxa"/>
+            </w:tcMar>
+          </w:tcPr>
+          <w:p>
+            <w:pPr>
+              <w:spacing w:after="30"/>
+            </w:pPr>
+            <w:r>
+              <w:rPr>
+                <w:sz w:val="17"/>
+                <w:szCs w:val="17"/>
+              </w:rPr>
+              <w:t>201; 404 E024</w:t>
+            </w:r>
+          </w:p>
+        </w:tc>
+      </w:tr>
+      <w:tr>
+        <w:tblPrEx>
+          <w:tblCellMar>
+            <w:top w:w="0" w:type="dxa"/>
+            <w:bottom w:w="0" w:type="dxa"/>
+          </w:tblCellMar>
+        </w:tblPrEx>
+        <w:trPr>
+          <w:cantSplit/>
+        </w:trPr>
+        <w:tc>
+          <w:tcPr>
+            <w:tcW w:w="2500" w:type="dxa"/>
+            <w:tcBorders>
+              <w:top w:val="single" w:sz="4" w:space="0" w:color="808080"/>
+              <w:left w:val="single" w:sz="4" w:space="0" w:color="808080"/>
+              <w:bottom w:val="single" w:sz="4" w:space="0" w:color="808080"/>
+              <w:right w:val="single" w:sz="4" w:space="0" w:color="808080"/>
+            </w:tcBorders>
+            <w:tcMar>
+              <w:top w:w="50" w:type="dxa"/>
+              <w:left w:w="90" w:type="dxa"/>
+              <w:bottom w:w="50" w:type="dxa"/>
+              <w:right w:w="90" w:type="dxa"/>
+            </w:tcMar>
+          </w:tcPr>
+          <w:p>
+            <w:pPr>
+              <w:spacing w:after="30"/>
+            </w:pPr>
+            <w:r>
+              <w:rPr>
+                <w:sz w:val="17"/>
+                <w:szCs w:val="17"/>
+              </w:rPr>
+              <w:t>/api/reports/daily, /daily/csv, /workload</w:t>
+            </w:r>
+          </w:p>
+        </w:tc>
+        <w:tc>
+          <w:tcPr>
+            <w:tcW w:w="1100" w:type="dxa"/>
+            <w:tcBorders>
+              <w:top w:val="single" w:sz="4" w:space="0" w:color="808080"/>
+              <w:left w:val="single" w:sz="4" w:space="0" w:color="808080"/>
+              <w:bottom w:val="single" w:sz="4" w:space="0" w:color="808080"/>
+              <w:right w:val="single" w:sz="4" w:space="0" w:color="808080"/>
+            </w:tcBorders>
+            <w:tcMar>
+              <w:top w:w="50" w:type="dxa"/>
+              <w:left w:w="90" w:type="dxa"/>
+              <w:bottom w:w="50" w:type="dxa"/>
+              <w:right w:w="90" w:type="dxa"/>
+            </w:tcMar>
+          </w:tcPr>
+          <w:p>
+            <w:pPr>
+              <w:spacing w:after="30"/>
+            </w:pPr>
+            <w:r>
+              <w:rPr>
+                <w:sz w:val="17"/>
+                <w:szCs w:val="17"/>
+              </w:rPr>
+              <w:t>GET</w:t>
+            </w:r>
+          </w:p>
+        </w:tc>
+        <w:tc>
+          <w:tcPr>
+            <w:tcW w:w="3300" w:type="dxa"/>
+            <w:tcBorders>
+              <w:top w:val="single" w:sz="4" w:space="0" w:color="808080"/>
+              <w:left w:val="single" w:sz="4" w:space="0" w:color="808080"/>
+              <w:bottom w:val="single" w:sz="4" w:space="0" w:color="808080"/>
+              <w:right w:val="single" w:sz="4" w:space="0" w:color="808080"/>
+            </w:tcBorders>
+            <w:tcMar>
+              <w:top w:w="50" w:type="dxa"/>
+              <w:left w:w="90" w:type="dxa"/>
+              <w:bottom w:w="50" w:type="dxa"/>
+              <w:right w:w="90" w:type="dxa"/>
+            </w:tcMar>
+          </w:tcPr>
+          <w:p>
+            <w:pPr>
+              <w:spacing w:after="30"/>
+            </w:pPr>
+            <w:r>
+              <w:rPr>
+                <w:sz w:val="17"/>
+                <w:szCs w:val="17"/>
+              </w:rPr>
+              <w:t>?date / ?from&amp;to</w:t>
+            </w:r>
+          </w:p>
+        </w:tc>
+        <w:tc>
+          <w:tcPr>
+            <w:tcW w:w="2846" w:type="dxa"/>
+            <w:tcBorders>
+              <w:top w:val="single" w:sz="4" w:space="0" w:color="808080"/>
+              <w:left w:val="single" w:sz="4" w:space="0" w:color="808080"/>
+              <w:bottom w:val="single" w:sz="4" w:space="0" w:color="808080"/>
+              <w:right w:val="single" w:sz="4" w:space="0" w:color="808080"/>
+            </w:tcBorders>
+            <w:tcMar>
+              <w:top w:w="50" w:type="dxa"/>
+              <w:left w:w="90" w:type="dxa"/>
+              <w:bottom w:w="50" w:type="dxa"/>
+              <w:right w:w="90" w:type="dxa"/>
+            </w:tcMar>
+          </w:tcPr>
+          <w:p>
+            <w:pPr>
+              <w:spacing w:after="30"/>
+            </w:pPr>
+            <w:r>
+              <w:rPr>
+                <w:sz w:val="17"/>
+                <w:szCs w:val="17"/>
+              </w:rPr>
+              <w:t>200 JSON or CSV file; 400 E010; 403 E004</w:t>
+            </w:r>
+          </w:p>
+        </w:tc>
+      </w:tr>
+      <w:tr>
+        <w:tblPrEx>
+          <w:tblCellMar>
+            <w:top w:w="0" w:type="dxa"/>
+            <w:bottom w:w="0" w:type="dxa"/>
+          </w:tblCellMar>
+        </w:tblPrEx>
+        <w:trPr>
+          <w:cantSplit/>
+        </w:trPr>
+        <w:tc>
+          <w:tcPr>
+            <w:tcW w:w="2500" w:type="dxa"/>
+            <w:tcBorders>
+              <w:top w:val="single" w:sz="4" w:space="0" w:color="808080"/>
+              <w:left w:val="single" w:sz="4" w:space="0" w:color="808080"/>
+              <w:bottom w:val="single" w:sz="4" w:space="0" w:color="808080"/>
+              <w:right w:val="single" w:sz="4" w:space="0" w:color="808080"/>
+            </w:tcBorders>
+            <w:tcMar>
+              <w:top w:w="50" w:type="dxa"/>
+              <w:left w:w="90" w:type="dxa"/>
+              <w:bottom w:w="50" w:type="dxa"/>
+              <w:right w:w="90" w:type="dxa"/>
+            </w:tcMar>
+          </w:tcPr>
+          <w:p>
+            <w:pPr>
+              <w:spacing w:after="30"/>
+            </w:pPr>
+            <w:r>
+              <w:rPr>
+                <w:sz w:val="17"/>
+                <w:szCs w:val="17"/>
+              </w:rPr>
+              <w:t>/api/backups, /api/backups/:name/restore</w:t>
+            </w:r>
+          </w:p>
+        </w:tc>
+        <w:tc>
+          <w:tcPr>
+            <w:tcW w:w="1100" w:type="dxa"/>
+            <w:tcBorders>
+              <w:top w:val="single" w:sz="4" w:space="0" w:color="808080"/>
+              <w:left w:val="single" w:sz="4" w:space="0" w:color="808080"/>
+              <w:bottom w:val="single" w:sz="4" w:space="0" w:color="808080"/>
+              <w:right w:val="single" w:sz="4" w:space="0" w:color="808080"/>
+            </w:tcBorders>
+            <w:tcMar>
+              <w:top w:w="50" w:type="dxa"/>
+              <w:left w:w="90" w:type="dxa"/>
+              <w:bottom w:w="50" w:type="dxa"/>
+              <w:right w:w="90" w:type="dxa"/>
+            </w:tcMar>
+          </w:tcPr>
+          <w:p>
+            <w:pPr>
+              <w:spacing w:after="30"/>
+            </w:pPr>
+            <w:r>
+              <w:rPr>
+                <w:sz w:val="17"/>
+                <w:szCs w:val="17"/>
+              </w:rPr>
+              <w:t>GET, POST</w:t>
+            </w:r>
+          </w:p>
+        </w:tc>
+        <w:tc>
+          <w:tcPr>
+            <w:tcW w:w="3300" w:type="dxa"/>
+            <w:tcBorders>
+              <w:top w:val="single" w:sz="4" w:space="0" w:color="808080"/>
+              <w:left w:val="single" w:sz="4" w:space="0" w:color="808080"/>
+              <w:bottom w:val="single" w:sz="4" w:space="0" w:color="808080"/>
+              <w:right w:val="single" w:sz="4" w:space="0" w:color="808080"/>
+            </w:tcBorders>
+            <w:tcMar>
+              <w:top w:w="50" w:type="dxa"/>
+              <w:left w:w="90" w:type="dxa"/>
+              <w:bottom w:w="50" w:type="dxa"/>
+              <w:right w:w="90" w:type="dxa"/>
+            </w:tcMar>
+          </w:tcPr>
+          <w:p>
+            <w:pPr>
+              <w:spacing w:after="30"/>
+            </w:pPr>
+            <w:r>
+              <w:rPr>
+                <w:sz w:val="17"/>
+                <w:szCs w:val="17"/>
+              </w:rPr>
+              <w:t>{confirm: true}</w:t>
+            </w:r>
+          </w:p>
+        </w:tc>
+        <w:tc>
+          <w:tcPr>
+            <w:tcW w:w="2846" w:type="dxa"/>
+            <w:tcBorders>
+              <w:top w:val="single" w:sz="4" w:space="0" w:color="808080"/>
+              <w:left w:val="single" w:sz="4" w:space="0" w:color="808080"/>
+              <w:bottom w:val="single" w:sz="4" w:space="0" w:color="808080"/>
+              <w:right w:val="single" w:sz="4" w:space="0" w:color="808080"/>
+            </w:tcBorders>
+            <w:tcMar>
+              <w:top w:w="50" w:type="dxa"/>
+              <w:left w:w="90" w:type="dxa"/>
+              <w:bottom w:w="50" w:type="dxa"/>
+              <w:right w:w="90" w:type="dxa"/>
+            </w:tcMar>
+          </w:tcPr>
+          <w:p>
+            <w:pPr>
+              <w:spacing w:after="30"/>
+            </w:pPr>
+            <w:r>
+              <w:rPr>
+                <w:sz w:val="17"/>
+                <w:szCs w:val="17"/>
+              </w:rPr>
+              <w:t>200 / 201; 403 E004; 500 E042</w:t>
+            </w:r>
+          </w:p>
+        </w:tc>
+      </w:tr>
+      <w:tr>
+        <w:tblPrEx>
+          <w:tblCellMar>
+            <w:top w:w="0" w:type="dxa"/>
+            <w:bottom w:w="0" w:type="dxa"/>
+          </w:tblCellMar>
+        </w:tblPrEx>
+        <w:trPr>
+          <w:cantSplit/>
+        </w:trPr>
+        <w:tc>
+          <w:tcPr>
+            <w:tcW w:w="2500" w:type="dxa"/>
+            <w:tcBorders>
+              <w:top w:val="single" w:sz="4" w:space="0" w:color="808080"/>
+              <w:left w:val="single" w:sz="4" w:space="0" w:color="808080"/>
+              <w:bottom w:val="single" w:sz="4" w:space="0" w:color="808080"/>
+              <w:right w:val="single" w:sz="4" w:space="0" w:color="808080"/>
+            </w:tcBorders>
+            <w:tcMar>
+              <w:top w:w="50" w:type="dxa"/>
+              <w:left w:w="90" w:type="dxa"/>
+              <w:bottom w:w="50" w:type="dxa"/>
+              <w:right w:w="90" w:type="dxa"/>
+            </w:tcMar>
+          </w:tcPr>
+          <w:p>
+            <w:pPr>
+              <w:spacing w:after="30"/>
+            </w:pPr>
+            <w:r>
+              <w:rPr>
+                <w:sz w:val="17"/>
+                <w:szCs w:val="17"/>
+              </w:rPr>
+              <w:t>/api/recovery/restore</w:t>
+            </w:r>
+          </w:p>
+        </w:tc>
+        <w:tc>
+          <w:tcPr>
+            <w:tcW w:w="1100" w:type="dxa"/>
+            <w:tcBorders>
+              <w:top w:val="single" w:sz="4" w:space="0" w:color="808080"/>
+              <w:left w:val="single" w:sz="4" w:space="0" w:color="808080"/>
+              <w:bottom w:val="single" w:sz="4" w:space="0" w:color="808080"/>
+              <w:right w:val="single" w:sz="4" w:space="0" w:color="808080"/>
+            </w:tcBorders>
+            <w:tcMar>
+              <w:top w:w="50" w:type="dxa"/>
+              <w:left w:w="90" w:type="dxa"/>
+              <w:bottom w:w="50" w:type="dxa"/>
+              <w:right w:w="90" w:type="dxa"/>
+            </w:tcMar>
+          </w:tcPr>
+          <w:p>
+            <w:pPr>
+              <w:spacing w:after="30"/>
+            </w:pPr>
+            <w:r>
+              <w:rPr>
+                <w:sz w:val="17"/>
+                <w:szCs w:val="17"/>
+              </w:rPr>
+              <w:t>POST</w:t>
+            </w:r>
+          </w:p>
+        </w:tc>
+        <w:tc>
+          <w:tcPr>
+            <w:tcW w:w="3300" w:type="dxa"/>
+            <w:tcBorders>
+              <w:top w:val="single" w:sz="4" w:space="0" w:color="808080"/>
+              <w:left w:val="single" w:sz="4" w:space="0" w:color="808080"/>
+              <w:bottom w:val="single" w:sz="4" w:space="0" w:color="808080"/>
+              <w:right w:val="single" w:sz="4" w:space="0" w:color="808080"/>
+            </w:tcBorders>
+            <w:tcMar>
+              <w:top w:w="50" w:type="dxa"/>
+              <w:left w:w="90" w:type="dxa"/>
+              <w:bottom w:w="50" w:type="dxa"/>
+              <w:right w:w="90" w:type="dxa"/>
+            </w:tcMar>
+          </w:tcPr>
+          <w:p>
+            <w:pPr>
+              <w:spacing w:after="30"/>
+            </w:pPr>
+            <w:r>
+              <w:rPr>
+                <w:sz w:val="17"/>
+                <w:szCs w:val="17"/>
+              </w:rPr>
+              <w:t>{username, password} (only while data is damaged)</w:t>
+            </w:r>
+          </w:p>
+        </w:tc>
+        <w:tc>
+          <w:tcPr>
+            <w:tcW w:w="2846" w:type="dxa"/>
+            <w:tcBorders>
+              <w:top w:val="single" w:sz="4" w:space="0" w:color="808080"/>
+              <w:left w:val="single" w:sz="4" w:space="0" w:color="808080"/>
+              <w:bottom w:val="single" w:sz="4" w:space="0" w:color="808080"/>
+              <w:right w:val="single" w:sz="4" w:space="0" w:color="808080"/>
+            </w:tcBorders>
+            <w:tcMar>
+              <w:top w:w="50" w:type="dxa"/>
+              <w:left w:w="90" w:type="dxa"/>
+              <w:bottom w:w="50" w:type="dxa"/>
+              <w:right w:w="90" w:type="dxa"/>
+            </w:tcMar>
+          </w:tcPr>
+          <w:p>
+            <w:pPr>
+              <w:spacing w:after="30"/>
+            </w:pPr>
+            <w:r>
+              <w:rPr>
+                <w:sz w:val="17"/>
+                <w:szCs w:val="17"/>
+              </w:rPr>
+              <w:t>200 {restored}; 401 E001; 403 E004</w:t>
             </w:r>
           </w:p>
         </w:tc>
@@ -24373,21 +27723,7 @@
           <w:b/>
           <w:bCs/>
         </w:rPr>
-        <w:t>Error handling.</w:t>
-      </w:r>
-      <w:r>
-        <w:t xml:space="preserve"> Every layer validates and returns </w:t>
-      </w:r>
-      <w:r>
-        <w:rPr>
-          <w:rFonts w:ascii="Consolas" w:eastAsia="Consolas" w:hAnsi="Consolas" w:cs="Consolas"/>
-          <w:sz w:val="19"/>
-          <w:szCs w:val="19"/>
-        </w:rPr>
-        <w:t>Result&lt;T&gt;</w:t>
-      </w:r>
-      <w:r>
-        <w:t>; unexpected C++ exceptions (for example std::bad_alloc, file-system errors) are caught inside the data layer or at the top of the menu loop, converted to E099 / E041, logged, and the user returns to the menu. The program never prints stack traces or file paths of internal data to the user, and an operation that fails changes no stored data (fail secure).</w:t>
+        <w:t>Error handling. Every layer validates and returns Result&lt;T&gt;; unexpected C++ exceptions (for example std::bad_alloc, file-system errors) are caught inside the data layer or by the web API for each request, converted to E099 / E041, logged, and the website shows the error next to the form. The program never prints stack traces or file paths of internal data to the user, and an operation that fails changes no stored data (fail secure).</w:t>
       </w:r>
     </w:p>
     <w:tbl>
@@ -26646,10 +29982,7 @@
           <w:b/>
           <w:bCs/>
         </w:rPr>
-        <w:t>Monitoring.</w:t>
-      </w:r>
-      <w:r>
-        <w:t xml:space="preserve"> There is no network monitoring tool; instead, an Administrator "System status" screen shows: failed logins in the last 24 hours, number of locked accounts, time since the last backup (warning after 24 hours), data-file sizes and the result of the checksum self-check run at every start-up. Counters tracked for the Test Plan metrics: write failures, validation errors per day, and operation response times (debug build).</w:t>
+        <w:t>Monitoring. There is no network monitoring tool; instead, a planned Administrator "System status" page (later release) would show: failed logins in the last 24 hours, number of locked accounts, time since the last backup (warning after 24 hours), data-file sizes and the result of the checksum self-check run at every start-up. Counters tracked for the Test Plan metrics: write failures, validation errors per day, and operation response times (debug build).</w:t>
       </w:r>
     </w:p>
     <w:p>
@@ -26675,10 +30008,7 @@
           <w:b/>
           <w:bCs/>
         </w:rPr>
-        <w:t>Role-specific menus</w:t>
-      </w:r>
-      <w:r>
-        <w:t xml:space="preserve"> (SRS Table 6.5-1): a user sees only the options allowed for the role, so there are no "access denied" dead ends in normal use.</w:t>
+        <w:t>Role-specific navigation (SRS Table 6.5-1): the sidebar lists only the pages allowed for the role, so there are no "access denied" dead ends in normal use; the server still refuses forbidden requests (E004).</w:t>
       </w:r>
     </w:p>
     <w:p>
@@ -26695,10 +30025,7 @@
           <w:b/>
           <w:bCs/>
         </w:rPr>
-        <w:t>Consistency:</w:t>
-      </w:r>
-      <w:r>
-        <w:t xml:space="preserve"> numbered options, "0 = Back", the header line with user, role and time on every screen; the same prompt style "Field name (format): ".</w:t>
+        <w:t>Consistency: every page has a title and a short subtitle; the header shows the user, role, a light / dark switch and Log out; forms use labelled fields and the same Save / Cancel buttons.</w:t>
       </w:r>
     </w:p>
     <w:p>
@@ -26715,10 +30042,7 @@
           <w:b/>
           <w:bCs/>
         </w:rPr>
-        <w:t>Guidance:</w:t>
-      </w:r>
-      <w:r>
-        <w:t xml:space="preserve"> every prompt shows its format and example, e.g. "Date of birth (YYYY-MM-DD): "; errors name the field and the rule and re-ask only that field.</w:t>
+        <w:t>Guidance: each field shows its format under the label (e.g. "10 digits"); dates use the browser date picker and times a list of 30-minute slots; errors appear next to the form as "Exxx: message", naming the field and the rule.</w:t>
       </w:r>
     </w:p>
     <w:p>
@@ -26735,10 +30059,7 @@
           <w:b/>
           <w:bCs/>
         </w:rPr>
-        <w:t>Safety prompts:</w:t>
-      </w:r>
-      <w:r>
-        <w:t xml:space="preserve"> the doctor sees Patient ID, name and age before saving a consultation; destructive actions ask "Confirm (Y/N)?".</w:t>
+        <w:t>Safety prompts: the doctor sees Patient ID, name and age in a dialog before a consultation is saved; destructive actions (cancel, deactivate, restore) ask for confirmation in a dialog with Yes / No buttons.</w:t>
       </w:r>
     </w:p>
     <w:p>
@@ -26755,10 +30076,7 @@
           <w:b/>
           <w:bCs/>
         </w:rPr>
-        <w:t>Efficiency:</w:t>
-      </w:r>
-      <w:r>
-        <w:t xml:space="preserve"> booking takes four prompts (patient, doctor, date, time); alternatives for a taken slot are numbered so one key selects one.</w:t>
+        <w:t>Efficiency: booking is one form (patient, doctor, date, time); when a slot is refused, the next 3 free slots appear as buttons, so one click books one.</w:t>
       </w:r>
     </w:p>
     <w:p>
@@ -26775,10 +30093,7 @@
           <w:b/>
           <w:bCs/>
         </w:rPr>
-        <w:t>Accessibility:</w:t>
-      </w:r>
-      <w:r>
-        <w:t xml:space="preserve"> plain 80-column text, no colour-only meaning (errors always start with "ERROR"), keyboard-only operation, compatible with screen readers and high-contrast terminals; password entry is silent.</w:t>
+        <w:t>Accessibility: labelled fields, full keyboard use (Tab / Enter), no colour-only meaning (status badges and errors always carry text), light and dark colour schemes; passwords are typed in masked fields.</w:t>
       </w:r>
     </w:p>
     <w:tbl>
@@ -26837,14 +30152,7 @@
                 <w:sz w:val="15"/>
                 <w:szCs w:val="15"/>
               </w:rPr>
-              <w:t>Book appointment</w:t>
-            </w:r>
-            <w:r>
-              <w:rPr>
-                <w:sz w:val="17"/>
-                <w:szCs w:val="17"/>
-              </w:rPr>
-              <w:t xml:space="preserve"> — Receptionist</w:t>
+              <w:t>Book appointment — Receptionist (website, simplified)</w:t>
             </w:r>
           </w:p>
           <w:p>
@@ -26857,7 +30165,7 @@
                 <w:sz w:val="15"/>
                 <w:szCs w:val="15"/>
               </w:rPr>
-              <w:t>Patient ID (e.g. P000123): P000123        -&gt; Anita Rao, 36 y, F</w:t>
+              <w:t>[Patient ID: P000001] [Find]   Patient: Anita Rao, F, born 1990-05-14</w:t>
             </w:r>
           </w:p>
           <w:p>
@@ -26870,7 +30178,7 @@
                 <w:sz w:val="15"/>
                 <w:szCs w:val="15"/>
               </w:rPr>
-              <w:t>Doctor ID (e.g. D004): D004               -&gt; Dr. Meera Iyer, Cardiology</w:t>
+              <w:t>[Doctor: Meera Iyer — Cardiology (D001) v]  [Date: 2026-10-27]  [Time: 09:00 v]</w:t>
             </w:r>
           </w:p>
           <w:p>
@@ -26883,7 +30191,7 @@
                 <w:sz w:val="15"/>
                 <w:szCs w:val="15"/>
               </w:rPr>
-              <w:t>Date (YYYY-MM-DD): 2026-10-12</w:t>
+              <w:t>[ Book appointment ]</w:t>
             </w:r>
           </w:p>
           <w:p>
@@ -26896,46 +30204,7 @@
                 <w:sz w:val="15"/>
                 <w:szCs w:val="15"/>
               </w:rPr>
-              <w:t>Time (HH:MM, 30-min steps): 10:30</w:t>
-            </w:r>
-          </w:p>
-          <w:p>
-            <w:pPr>
-              <w:spacing w:after="30"/>
-            </w:pPr>
-            <w:r>
-              <w:rPr>
-                <w:rFonts w:ascii="Consolas" w:eastAsia="Consolas" w:hAnsi="Consolas" w:cs="Consolas"/>
-                <w:sz w:val="15"/>
-                <w:szCs w:val="15"/>
-              </w:rPr>
-              <w:t>ERROR E030: Slot taken. Next free slots:  1) 11:00   2) 11:30   3) 12:00</w:t>
-            </w:r>
-          </w:p>
-          <w:p>
-            <w:pPr>
-              <w:spacing w:after="30"/>
-            </w:pPr>
-            <w:r>
-              <w:rPr>
-                <w:rFonts w:ascii="Consolas" w:eastAsia="Consolas" w:hAnsi="Consolas" w:cs="Consolas"/>
-                <w:sz w:val="15"/>
-                <w:szCs w:val="15"/>
-              </w:rPr>
-              <w:t>Choose 1-3, or 0 to cancel: 1</w:t>
-            </w:r>
-          </w:p>
-          <w:p>
-            <w:pPr>
-              <w:spacing w:after="30"/>
-            </w:pPr>
-            <w:r>
-              <w:rPr>
-                <w:rFonts w:ascii="Consolas" w:eastAsia="Consolas" w:hAnsi="Consolas" w:cs="Consolas"/>
-                <w:sz w:val="15"/>
-                <w:szCs w:val="15"/>
-              </w:rPr>
-              <w:t>OK: Appointment A00000457 booked for 2026-10-12 11:00 with Dr. Meera Iyer.</w:t>
+              <w:t>E030: Slot taken. Next free slots:  [2026-10-27 09:30]  [2026-10-27 10:00]  [2026-10-27 10:30]</w:t>
             </w:r>
           </w:p>
         </w:tc>
@@ -27240,7 +30509,7 @@
                 <w:sz w:val="18"/>
                 <w:szCs w:val="18"/>
               </w:rPr>
-              <w:t>Sprint 1 (07–21 Oct)</w:t>
+              <w:t>Sprint 1 (19–23 Oct)</w:t>
             </w:r>
           </w:p>
         </w:tc>
@@ -27269,7 +30538,7 @@
                 <w:sz w:val="18"/>
                 <w:szCs w:val="18"/>
               </w:rPr>
-              <w:t>CMake skeleton, Result&lt;T&gt;, Validator, FileStore (atomic write, checksum), repositories; AuthService + SessionManager; PatientService; performance spike</w:t>
+              <w:t>CMake skeleton, Result&lt;T&gt;, validator; login, roles, users; patients; doctors and booking; safe file writes, backup; GitHub Actions CI</w:t>
             </w:r>
           </w:p>
         </w:tc>
@@ -27298,7 +30567,7 @@
                 <w:sz w:val="18"/>
                 <w:szCs w:val="18"/>
               </w:rPr>
-              <w:t>Paras: SF-1; Saurav: SF-2; Shristi: FileStore / repositories</w:t>
+              <w:t>Paras: SF-1; Saurav: SF-2; Pranav: SF-3; Shristi: SF-4</w:t>
             </w:r>
           </w:p>
         </w:tc>
@@ -27327,7 +30596,7 @@
                 <w:sz w:val="18"/>
                 <w:szCs w:val="18"/>
               </w:rPr>
-              <w:t>Unit tests green; TC-AUTH-01/02, TC-PAT-01/04 pass</w:t>
+              <w:t>All Sprint 1 cards Done; CI green; 1-minute demo video</w:t>
             </w:r>
           </w:p>
         </w:tc>
@@ -27367,7 +30636,7 @@
                 <w:sz w:val="18"/>
                 <w:szCs w:val="18"/>
               </w:rPr>
-              <w:t>Sprint 2 (22 Oct–4 Nov)</w:t>
+              <w:t>Sprint 2 (26–30 Oct)</w:t>
             </w:r>
           </w:p>
         </w:tc>
@@ -27396,7 +30665,7 @@
                 <w:sz w:val="18"/>
                 <w:szCs w:val="18"/>
               </w:rPr>
-              <w:t>DoctorService, AppointmentService, ConsultationService</w:t>
+              <w:t>Website (React + TypeScript) and web API; time-out, change password, audit viewer; deactivate patient, checksums; cancel, reschedule, schedules; consultations, reports; performance, portability and quality checks</w:t>
             </w:r>
           </w:p>
         </w:tc>
@@ -27425,7 +30694,7 @@
                 <w:sz w:val="18"/>
                 <w:szCs w:val="18"/>
               </w:rPr>
-              <w:t>Pranav: SF-3; Shristi: consultation part of SF-4</w:t>
+              <w:t>Same feature owners; each owner builds the web pages of their feature</w:t>
             </w:r>
           </w:p>
         </w:tc>
@@ -27454,135 +30723,7 @@
                 <w:sz w:val="18"/>
                 <w:szCs w:val="18"/>
               </w:rPr>
-              <w:t>TC-DOC-01, TC-APT-01..06, TC-CON-01 pass</w:t>
-            </w:r>
-          </w:p>
-        </w:tc>
-      </w:tr>
-      <w:tr>
-        <w:tblPrEx>
-          <w:tblCellMar>
-            <w:top w:w="0" w:type="dxa"/>
-            <w:bottom w:w="0" w:type="dxa"/>
-          </w:tblCellMar>
-        </w:tblPrEx>
-        <w:trPr>
-          <w:cantSplit/>
-        </w:trPr>
-        <w:tc>
-          <w:tcPr>
-            <w:tcW w:w="1100" w:type="dxa"/>
-            <w:tcBorders>
-              <w:top w:val="single" w:sz="4" w:space="0" w:color="808080"/>
-              <w:left w:val="single" w:sz="4" w:space="0" w:color="808080"/>
-              <w:bottom w:val="single" w:sz="4" w:space="0" w:color="808080"/>
-              <w:right w:val="single" w:sz="4" w:space="0" w:color="808080"/>
-            </w:tcBorders>
-            <w:tcMar>
-              <w:top w:w="50" w:type="dxa"/>
-              <w:left w:w="90" w:type="dxa"/>
-              <w:bottom w:w="50" w:type="dxa"/>
-              <w:right w:w="90" w:type="dxa"/>
-            </w:tcMar>
-          </w:tcPr>
-          <w:p>
-            <w:pPr>
-              <w:spacing w:after="30"/>
-            </w:pPr>
-            <w:r>
-              <w:rPr>
-                <w:sz w:val="18"/>
-                <w:szCs w:val="18"/>
-              </w:rPr>
-              <w:lastRenderedPageBreak/>
-              <w:t>Sprint 3 (5–18 Nov)</w:t>
-            </w:r>
-          </w:p>
-        </w:tc>
-        <w:tc>
-          <w:tcPr>
-            <w:tcW w:w="3000" w:type="dxa"/>
-            <w:tcBorders>
-              <w:top w:val="single" w:sz="4" w:space="0" w:color="808080"/>
-              <w:left w:val="single" w:sz="4" w:space="0" w:color="808080"/>
-              <w:bottom w:val="single" w:sz="4" w:space="0" w:color="808080"/>
-              <w:right w:val="single" w:sz="4" w:space="0" w:color="808080"/>
-            </w:tcBorders>
-            <w:tcMar>
-              <w:top w:w="50" w:type="dxa"/>
-              <w:left w:w="90" w:type="dxa"/>
-              <w:bottom w:w="50" w:type="dxa"/>
-              <w:right w:w="90" w:type="dxa"/>
-            </w:tcMar>
-          </w:tcPr>
-          <w:p>
-            <w:pPr>
-              <w:spacing w:after="30"/>
-            </w:pPr>
-            <w:r>
-              <w:rPr>
-                <w:sz w:val="18"/>
-                <w:szCs w:val="18"/>
-              </w:rPr>
-              <w:t>ReportService, BackupService, audit viewer, security hardening, system tests, performance tests</w:t>
-            </w:r>
-          </w:p>
-        </w:tc>
-        <w:tc>
-          <w:tcPr>
-            <w:tcW w:w="3000" w:type="dxa"/>
-            <w:tcBorders>
-              <w:top w:val="single" w:sz="4" w:space="0" w:color="808080"/>
-              <w:left w:val="single" w:sz="4" w:space="0" w:color="808080"/>
-              <w:bottom w:val="single" w:sz="4" w:space="0" w:color="808080"/>
-              <w:right w:val="single" w:sz="4" w:space="0" w:color="808080"/>
-            </w:tcBorders>
-            <w:tcMar>
-              <w:top w:w="50" w:type="dxa"/>
-              <w:left w:w="90" w:type="dxa"/>
-              <w:bottom w:w="50" w:type="dxa"/>
-              <w:right w:w="90" w:type="dxa"/>
-            </w:tcMar>
-          </w:tcPr>
-          <w:p>
-            <w:pPr>
-              <w:spacing w:after="30"/>
-            </w:pPr>
-            <w:r>
-              <w:rPr>
-                <w:sz w:val="18"/>
-                <w:szCs w:val="18"/>
-              </w:rPr>
-              <w:t>Shristi: SF-4; Paras: audit and security tests</w:t>
-            </w:r>
-          </w:p>
-        </w:tc>
-        <w:tc>
-          <w:tcPr>
-            <w:tcW w:w="2646" w:type="dxa"/>
-            <w:tcBorders>
-              <w:top w:val="single" w:sz="4" w:space="0" w:color="808080"/>
-              <w:left w:val="single" w:sz="4" w:space="0" w:color="808080"/>
-              <w:bottom w:val="single" w:sz="4" w:space="0" w:color="808080"/>
-              <w:right w:val="single" w:sz="4" w:space="0" w:color="808080"/>
-            </w:tcBorders>
-            <w:tcMar>
-              <w:top w:w="50" w:type="dxa"/>
-              <w:left w:w="90" w:type="dxa"/>
-              <w:bottom w:w="50" w:type="dxa"/>
-              <w:right w:w="90" w:type="dxa"/>
-            </w:tcMar>
-          </w:tcPr>
-          <w:p>
-            <w:pPr>
-              <w:spacing w:after="30"/>
-            </w:pPr>
-            <w:r>
-              <w:rPr>
-                <w:sz w:val="18"/>
-                <w:szCs w:val="18"/>
-              </w:rPr>
-              <w:t>All High-priority test cases pass; coverage ≥ 70%</w:t>
+              <w:t>All Sprint 2 cards Done; CI green (C++ and website); 2-minute demo video; development frozen</w:t>
             </w:r>
           </w:p>
         </w:tc>
@@ -27745,7 +30886,7 @@
         <w:spacing w:after="60" w:line="260" w:lineRule="auto"/>
       </w:pPr>
       <w:r>
-        <w:t>Team 11, Software Requirements Specification v1.0, 07-10-2026; Software Test Plan v1.0, 07-10-2026.</w:t>
+        <w:t>Team 11, Software Requirements Specification v1.1, 26-10-2026; Software Test Plan v1.1, 26-10-2026.</w:t>
       </w:r>
     </w:p>
     <w:p>
@@ -27852,7 +30993,7 @@
         <w:sz w:val="16"/>
         <w:szCs w:val="16"/>
       </w:rPr>
-      <w:t>HMS — Software Architecture and Design Specification v1.0 — Team 11</w:t>
+      <w:t>HMS — Software Architecture and Design Specification v1.1 — Team 11</w:t>
     </w:r>
     <w:r>
       <w:rPr>
